--- a/docs/SEO Studio Capstone Project Proposal.docx
+++ b/docs/SEO Studio Capstone Project Proposal.docx
@@ -1,13 +1,13 @@
 
 <file path=word/document.xml><?xml version="1.0" encoding="utf-8"?>
-<w:document xmlns:w="http://schemas.openxmlformats.org/wordprocessingml/2006/main">
+<w:document xmlns:wpc="http://schemas.microsoft.com/office/word/2010/wordprocessingCanvas" xmlns:cx="http://schemas.microsoft.com/office/drawing/2014/chartex" xmlns:cx1="http://schemas.microsoft.com/office/drawing/2015/9/8/chartex" xmlns:cx2="http://schemas.microsoft.com/office/drawing/2015/10/21/chartex" xmlns:cx3="http://schemas.microsoft.com/office/drawing/2016/5/9/chartex" xmlns:cx4="http://schemas.microsoft.com/office/drawing/2016/5/10/chartex" xmlns:cx5="http://schemas.microsoft.com/office/drawing/2016/5/11/chartex" xmlns:cx6="http://schemas.microsoft.com/office/drawing/2016/5/12/chartex" xmlns:cx7="http://schemas.microsoft.com/office/drawing/2016/5/13/chartex" xmlns:cx8="http://schemas.microsoft.com/office/drawing/2016/5/14/chartex" xmlns:mc="http://schemas.openxmlformats.org/markup-compatibility/2006" xmlns:aink="http://schemas.microsoft.com/office/drawing/2016/ink" xmlns:am3d="http://schemas.microsoft.com/office/drawing/2017/model3d" xmlns:o="urn:schemas-microsoft-com:office:office" xmlns:oel="http://schemas.microsoft.com/office/2019/extlst" xmlns:r="http://schemas.openxmlformats.org/officeDocument/2006/relationships" xmlns:m="http://schemas.openxmlformats.org/officeDocument/2006/math" xmlns:v="urn:schemas-microsoft-com:vml" xmlns:wp14="http://schemas.microsoft.com/office/word/2010/wordprocessingDrawing" xmlns:wp="http://schemas.openxmlformats.org/drawingml/2006/wordprocessingDrawing" xmlns:w10="urn:schemas-microsoft-com:office:word" xmlns:w="http://schemas.openxmlformats.org/wordprocessingml/2006/main" xmlns:w14="http://schemas.microsoft.com/office/word/2010/wordml" xmlns:w15="http://schemas.microsoft.com/office/word/2012/wordml" xmlns:w16cex="http://schemas.microsoft.com/office/word/2018/wordml/cex" xmlns:w16cid="http://schemas.microsoft.com/office/word/2016/wordml/cid" xmlns:w16="http://schemas.microsoft.com/office/word/2018/wordml" xmlns:w16du="http://schemas.microsoft.com/office/word/2023/wordml/word16du" xmlns:w16sdtdh="http://schemas.microsoft.com/office/word/2020/wordml/sdtdatahash" xmlns:w16sdtfl="http://schemas.microsoft.com/office/word/2024/wordml/sdtformatlock" xmlns:w16se="http://schemas.microsoft.com/office/word/2015/wordml/symex" xmlns:wpg="http://schemas.microsoft.com/office/word/2010/wordprocessingGroup" xmlns:wpi="http://schemas.microsoft.com/office/word/2010/wordprocessingInk" xmlns:wne="http://schemas.microsoft.com/office/word/2006/wordml" xmlns:wps="http://schemas.microsoft.com/office/word/2010/wordprocessingShape" mc:Ignorable="w14 w15 w16se w16cid w16 w16cex w16sdtdh w16sdtfl w16du wp14">
   <w:body>
     <w:p>
       <w:pPr>
         <w:pStyle w:val="Title"/>
       </w:pPr>
       <w:r>
-        <w:t xml:space="preserve">SEO Studio</w:t>
+        <w:t>SEO Studio</w:t>
       </w:r>
     </w:p>
     <w:p>
@@ -15,27 +15,35 @@
         <w:pStyle w:val="Subtitle"/>
       </w:pPr>
       <w:r>
-        <w:t xml:space="preserve">Capstone Project Proposal</w:t>
-      </w:r>
-    </w:p>
-    <w:p>
-      <w:r>
-        <w:t xml:space="preserve">Team Members: Aladenoye Ayobami, Abel Michael, Nweke Chigozie</w:t>
-      </w:r>
-    </w:p>
-    <w:p>
-      <w:r>
-        <w:t xml:space="preserve">Course: PROG8751 Capstone (Web Development)</w:t>
-      </w:r>
-    </w:p>
-    <w:p>
-      <w:r>
-        <w:t xml:space="preserve">Date of Submission: May 29, 2026</w:t>
-      </w:r>
-    </w:p>
-    <w:p>
-      <w:r>
-        <w:t xml:space="preserve">Instructor: Davneet Chawla</w:t>
+        <w:t>Capstone Project Proposal</w:t>
+      </w:r>
+    </w:p>
+    <w:p>
+      <w:r>
+        <w:t>Team Members: Aladenoye Ayobami, Abel Michael, Nweke Chigozie</w:t>
+      </w:r>
+    </w:p>
+    <w:p>
+      <w:r>
+        <w:t>Course: PROG8751 Capstone (Web Development)</w:t>
+      </w:r>
+    </w:p>
+    <w:p>
+      <w:r>
+        <w:t>Date of Submission: May 29, 2026</w:t>
+      </w:r>
+    </w:p>
+    <w:p>
+      <w:r>
+        <w:t xml:space="preserve">Instructor: </w:t>
+      </w:r>
+      <w:proofErr w:type="spellStart"/>
+      <w:r>
+        <w:t>Davneet</w:t>
+      </w:r>
+      <w:proofErr w:type="spellEnd"/>
+      <w:r>
+        <w:t xml:space="preserve"> Chawla</w:t>
       </w:r>
     </w:p>
     <w:p>
@@ -43,17 +51,17 @@
         <w:pStyle w:val="Heading1"/>
       </w:pPr>
       <w:r>
-        <w:t xml:space="preserve">1. Problem Statement</w:t>
-      </w:r>
-    </w:p>
-    <w:p>
-      <w:r>
-        <w:t xml:space="preserve">Many content teams, web developers, and small businesses need to prepare large sets of images and website metadata before publishing pages. The work is repetitive and error-prone: images must be compressed, converted, renamed, resized, and given useful alt text; websites must be checked for broken links; and pages need clear summaries, titles, and meta descriptions. These tasks are often handled manually across separate tools, which slows down delivery and produces inconsistent SEO and accessibility results.</w:t>
-      </w:r>
-    </w:p>
-    <w:p>
-      <w:r>
-        <w:t xml:space="preserve">The problem is especially important for teams that manage brand-sensitive websites. A generic AI caption or filename may describe the image, but it may not match the company's tone, service area, product language, or website context. SEO Studio addresses this by combining image optimization, website checking, and AI-assisted metadata generation in one workflow, with review steps that keep the user in control before exports are finalized.</w:t>
+        <w:t>1. Problem Statement</w:t>
+      </w:r>
+    </w:p>
+    <w:p>
+      <w:r>
+        <w:t>Many content teams, web developers, and small businesses need to prepare large sets of images and website metadata before publishing pages. The work is repetitive and error-prone: images must be compressed, converted, renamed, resized, and given useful alt text; websites must be checked for broken links; and pages need clear summaries, titles, and meta descriptions. These tasks are often handled manually across separate tools, which slows down delivery and produces inconsistent SEO and accessibility results.</w:t>
+      </w:r>
+    </w:p>
+    <w:p>
+      <w:r>
+        <w:t>The problem is especially important for teams that manage brand-sensitive websites. A generic AI caption or filename may describe the image, but it may not match the company's tone, service area, product language, or website context. SEO Studio addresses this by combining image optimization, website checking, and AI-assisted metadata generation in one workflow, with review steps that keep the user in control before exports are finalized.</w:t>
       </w:r>
     </w:p>
     <w:p>
@@ -61,22 +69,26 @@
         <w:pStyle w:val="Heading1"/>
       </w:pPr>
       <w:r>
-        <w:t xml:space="preserve">2. Proposed Solution and Key Benefits</w:t>
-      </w:r>
-    </w:p>
-    <w:p>
-      <w:r>
-        <w:t xml:space="preserve">SEO Studio is a web-based optimization platform for preparing website images and metadata. Users can upload images or ZIP archives, compress and convert them, clean filenames, generate AI-powered filenames, alt text, captions, and descriptions, review the generated results, and export processed images and reports. The platform also supports website workflows such as crawling pages, checking broken links, generating page summaries, creating SEO titles and meta descriptions, taking website screenshots, and checking bulk URL lists.</w:t>
-      </w:r>
-    </w:p>
-    <w:p>
-      <w:r>
-        <w:t xml:space="preserve">A key part of the solution is brand-aware AI generation. Before generating image metadata, users can upload a brand document in .docx, .txt, or .pdf format. The platform extracts useful context from the document and uses it alongside image analysis so generated names, alt text, captions, and descriptions better match the company's website and brand language.</w:t>
-      </w:r>
-    </w:p>
-    <w:p>
-      <w:r>
-        <w:t xml:space="preserve">The project will also include an AI focus-aware image resizer. When a user requests a target crop size, the platform should identify the important subject in the image and propose a crop around that focal area. For example, if a brand is about dogs and the uploaded image contains a dog in the bottom-left corner, the crop preview should preserve the dog instead of blindly cropping from the center. Users will preview and approve AI crop suggestions before exporting.</w:t>
+        <w:t>2. Proposed Solution and Key Benefits</w:t>
+      </w:r>
+    </w:p>
+    <w:p>
+      <w:r>
+        <w:t>SEO Studio is a web-based optimization platform for preparing website images and metadata. Users can upload images or ZIP archives, compress and convert them, clean filenames, generate AI-powered filenames, alt text, captions, and descriptions, review the generated results, and export processed images and reports. The platform also supports website workflows such as crawling pages, checking broken links, generating page summaries, creating SEO titles and meta descriptions, taking website screenshots, and checking bulk URL lists.</w:t>
+      </w:r>
+    </w:p>
+    <w:p>
+      <w:r>
+        <w:t xml:space="preserve">A key part of the solution is brand-aware AI generation. Before generating image metadata, users can upload a brand document in .docx, .txt, or .pdf format. The platform extracts useful context from the </w:t>
+      </w:r>
+      <w:r>
+        <w:lastRenderedPageBreak/>
+        <w:t>document and uses it alongside image analysis so generated names, alt text, captions, and descriptions better match the company's website and brand language.</w:t>
+      </w:r>
+    </w:p>
+    <w:p>
+      <w:r>
+        <w:t>The project will also include an AI focus-aware image resizer. When a user requests a target crop size, the platform should identify the important subject in the image and propose a crop around that focal area. For example, if a brand is about dogs and the uploaded image contains a dog in the bottom-left corner, the crop preview should preserve the dog instead of blindly cropping from the center. Users will preview and approve AI crop suggestions before exporting.</w:t>
       </w:r>
     </w:p>
     <w:p>
@@ -84,7 +96,7 @@
         <w:pStyle w:val="Heading1"/>
       </w:pPr>
       <w:r>
-        <w:t xml:space="preserve">3. Project Goals and Scope</w:t>
+        <w:t>3. Project Goals and Scope</w:t>
       </w:r>
     </w:p>
     <w:p>
@@ -92,75 +104,7 @@
         <w:pStyle w:val="Heading2"/>
       </w:pPr>
       <w:r>
-        <w:t xml:space="preserve">High-Level Goals:</w:t>
-      </w:r>
-    </w:p>
-    <w:p>
-      <w:pPr>
-        <w:pStyle w:val="ListParagraph"/>
-        <w:numPr>
-          <w:ilvl w:val="0"/>
-          <w:numId w:val="2"/>
-        </w:numPr>
-      </w:pPr>
-      <w:r>
-        <w:t xml:space="preserve">Build a usable local POC for image upload, compression, conversion, filename cleanup, and export.</w:t>
-      </w:r>
-    </w:p>
-    <w:p>
-      <w:pPr>
-        <w:pStyle w:val="ListParagraph"/>
-        <w:numPr>
-          <w:ilvl w:val="0"/>
-          <w:numId w:val="2"/>
-        </w:numPr>
-      </w:pPr>
-      <w:r>
-        <w:t xml:space="preserve">Generate AI-powered image metadata that can use brand document context.</w:t>
-      </w:r>
-    </w:p>
-    <w:p>
-      <w:pPr>
-        <w:pStyle w:val="ListParagraph"/>
-        <w:numPr>
-          <w:ilvl w:val="0"/>
-          <w:numId w:val="2"/>
-        </w:numPr>
-      </w:pPr>
-      <w:r>
-        <w:t xml:space="preserve">Implement review workflows so users can edit, approve, regenerate, and download optimized outputs.</w:t>
-      </w:r>
-    </w:p>
-    <w:p>
-      <w:pPr>
-        <w:pStyle w:val="ListParagraph"/>
-        <w:numPr>
-          <w:ilvl w:val="0"/>
-          <w:numId w:val="2"/>
-        </w:numPr>
-      </w:pPr>
-      <w:r>
-        <w:t xml:space="preserve">Add AI focus-aware crop and resize behavior for fixed-dimension website image requirements.</w:t>
-      </w:r>
-    </w:p>
-    <w:p>
-      <w:pPr>
-        <w:pStyle w:val="ListParagraph"/>
-        <w:numPr>
-          <w:ilvl w:val="0"/>
-          <w:numId w:val="2"/>
-        </w:numPr>
-      </w:pPr>
-      <w:r>
-        <w:t xml:space="preserve">Add website quality tools, including crawling, Basic Auth support, broken link checking, screenshots, bulk URL checking, and AI SEO metadata generation.</w:t>
-      </w:r>
-    </w:p>
-    <w:p>
-      <w:pPr>
-        <w:pStyle w:val="Heading2"/>
-      </w:pPr>
-      <w:r>
-        <w:t xml:space="preserve">Out of Scope:</w:t>
+        <w:t>High-Level Goals:</w:t>
       </w:r>
     </w:p>
     <w:p>
@@ -172,7 +116,7 @@
         </w:numPr>
       </w:pPr>
       <w:r>
-        <w:t xml:space="preserve">Multi-tenant user accounts and permissions.</w:t>
+        <w:t>Build a usable local POC for image upload, compression, conversion, filename cleanup, and export.</w:t>
       </w:r>
     </w:p>
     <w:p>
@@ -184,7 +128,7 @@
         </w:numPr>
       </w:pPr>
       <w:r>
-        <w:t xml:space="preserve">Billing and subscriptions.</w:t>
+        <w:t>Generate AI-powered image metadata that can use brand document context.</w:t>
       </w:r>
     </w:p>
     <w:p>
@@ -196,7 +140,7 @@
         </w:numPr>
       </w:pPr>
       <w:r>
-        <w:t xml:space="preserve">Direct CMS publishing.</w:t>
+        <w:t>Implement review workflows so users can edit, approve, regenerate, and download optimized outputs.</w:t>
       </w:r>
     </w:p>
     <w:p>
@@ -208,7 +152,7 @@
         </w:numPr>
       </w:pPr>
       <w:r>
-        <w:t xml:space="preserve">Kubernetes or distributed microservices.</w:t>
+        <w:t>Add AI focus-aware crop and resize behavior for fixed-dimension website image requirements.</w:t>
       </w:r>
     </w:p>
     <w:p>
@@ -220,7 +164,15 @@
         </w:numPr>
       </w:pPr>
       <w:r>
-        <w:t xml:space="preserve">Enterprise-scale crawling and high-volume image processing.</w:t>
+        <w:t>Add website quality tools, including crawling, Basic Auth support, broken link checking, screenshots, bulk URL checking, and AI SEO metadata generation.</w:t>
+      </w:r>
+    </w:p>
+    <w:p>
+      <w:pPr>
+        <w:pStyle w:val="Heading2"/>
+      </w:pPr>
+      <w:r>
+        <w:t>Out of Scope:</w:t>
       </w:r>
     </w:p>
     <w:p>
@@ -232,7 +184,67 @@
         </w:numPr>
       </w:pPr>
       <w:r>
-        <w:t xml:space="preserve">Automated deployment to customer websites.</w:t>
+        <w:t>Multi-tenant user accounts and permissions.</w:t>
+      </w:r>
+    </w:p>
+    <w:p>
+      <w:pPr>
+        <w:pStyle w:val="ListParagraph"/>
+        <w:numPr>
+          <w:ilvl w:val="0"/>
+          <w:numId w:val="1"/>
+        </w:numPr>
+      </w:pPr>
+      <w:r>
+        <w:t>Billing and subscriptions.</w:t>
+      </w:r>
+    </w:p>
+    <w:p>
+      <w:pPr>
+        <w:pStyle w:val="ListParagraph"/>
+        <w:numPr>
+          <w:ilvl w:val="0"/>
+          <w:numId w:val="1"/>
+        </w:numPr>
+      </w:pPr>
+      <w:r>
+        <w:t>Direct CMS publishing.</w:t>
+      </w:r>
+    </w:p>
+    <w:p>
+      <w:pPr>
+        <w:pStyle w:val="ListParagraph"/>
+        <w:numPr>
+          <w:ilvl w:val="0"/>
+          <w:numId w:val="1"/>
+        </w:numPr>
+      </w:pPr>
+      <w:r>
+        <w:t>Kubernetes or distributed microservices.</w:t>
+      </w:r>
+    </w:p>
+    <w:p>
+      <w:pPr>
+        <w:pStyle w:val="ListParagraph"/>
+        <w:numPr>
+          <w:ilvl w:val="0"/>
+          <w:numId w:val="1"/>
+        </w:numPr>
+      </w:pPr>
+      <w:r>
+        <w:t>Enterprise-scale crawling and high-volume image processing.</w:t>
+      </w:r>
+    </w:p>
+    <w:p>
+      <w:pPr>
+        <w:pStyle w:val="ListParagraph"/>
+        <w:numPr>
+          <w:ilvl w:val="0"/>
+          <w:numId w:val="1"/>
+        </w:numPr>
+      </w:pPr>
+      <w:r>
+        <w:t>Automated deployment to customer websites.</w:t>
       </w:r>
     </w:p>
     <w:p>
@@ -240,27 +252,124 @@
         <w:pStyle w:val="Heading1"/>
       </w:pPr>
       <w:r>
-        <w:t xml:space="preserve">4. Proposed Technology Stack and Market Relevance</w:t>
-      </w:r>
-    </w:p>
-    <w:p>
-      <w:r>
-        <w:t xml:space="preserve">Frontend: Next.js, TypeScript, Tailwind CSS, shadcn/ui-style components, TanStack Query, TanStack Table, and lucide-react. This stack is relevant because React and Next.js are widely used in modern web development, while TanStack Query and Table support production-quality data workflows and review screens.</w:t>
-      </w:r>
-    </w:p>
-    <w:p>
-      <w:r>
-        <w:t xml:space="preserve">Backend: FastAPI with Python 3.11+, Pillow, httpx, BeautifulSoup4, pandas, and openpyxl. FastAPI provides strong API documentation through OpenAPI/Swagger, while Python has mature image processing, web crawling, data export, and AI integration libraries.</w:t>
-      </w:r>
-    </w:p>
-    <w:p>
-      <w:r>
-        <w:t xml:space="preserve">AI runtime: Ollama for local development, with support for vision and language models. The architecture will allow a vision model to analyze images and focal points, while a language model generates brand-aligned filenames, alt text, captions, and descriptions.</w:t>
-      </w:r>
-    </w:p>
-    <w:p>
-      <w:r>
-        <w:t xml:space="preserve">Data and storage: Local file storage and JSON metadata for the POC, with PostgreSQL planned for beta persistence. This keeps the POC lightweight while leaving a clear path toward persistent job history, uploaded file records, and generated metadata records.</w:t>
+        <w:t>4. Proposed Technology Stack and Market Relevance</w:t>
+      </w:r>
+    </w:p>
+    <w:p>
+      <w:r>
+        <w:t xml:space="preserve">Frontend: Next.js, TypeScript, Tailwind CSS, </w:t>
+      </w:r>
+      <w:proofErr w:type="spellStart"/>
+      <w:r>
+        <w:t>shadcn</w:t>
+      </w:r>
+      <w:proofErr w:type="spellEnd"/>
+      <w:r>
+        <w:t>/</w:t>
+      </w:r>
+      <w:proofErr w:type="spellStart"/>
+      <w:r>
+        <w:t>ui</w:t>
+      </w:r>
+      <w:proofErr w:type="spellEnd"/>
+      <w:r>
+        <w:t xml:space="preserve">-style components, </w:t>
+      </w:r>
+      <w:proofErr w:type="spellStart"/>
+      <w:r>
+        <w:t>TanStack</w:t>
+      </w:r>
+      <w:proofErr w:type="spellEnd"/>
+      <w:r>
+        <w:t xml:space="preserve"> Query, </w:t>
+      </w:r>
+      <w:proofErr w:type="spellStart"/>
+      <w:r>
+        <w:t>TanStack</w:t>
+      </w:r>
+      <w:proofErr w:type="spellEnd"/>
+      <w:r>
+        <w:t xml:space="preserve"> Table, and </w:t>
+      </w:r>
+      <w:proofErr w:type="spellStart"/>
+      <w:r>
+        <w:t>lucide</w:t>
+      </w:r>
+      <w:proofErr w:type="spellEnd"/>
+      <w:r>
+        <w:t xml:space="preserve">-react. This stack is relevant because React and Next.js are widely used in modern web development, while </w:t>
+      </w:r>
+      <w:proofErr w:type="spellStart"/>
+      <w:r>
+        <w:t>TanStack</w:t>
+      </w:r>
+      <w:proofErr w:type="spellEnd"/>
+      <w:r>
+        <w:t xml:space="preserve"> Query and Table support production-quality data workflows and review screens.</w:t>
+      </w:r>
+    </w:p>
+    <w:p>
+      <w:r>
+        <w:lastRenderedPageBreak/>
+        <w:t xml:space="preserve">Backend: </w:t>
+      </w:r>
+      <w:proofErr w:type="spellStart"/>
+      <w:r>
+        <w:t>FastAPI</w:t>
+      </w:r>
+      <w:proofErr w:type="spellEnd"/>
+      <w:r>
+        <w:t xml:space="preserve"> with Python 3.11+, Pillow, </w:t>
+      </w:r>
+      <w:proofErr w:type="spellStart"/>
+      <w:r>
+        <w:t>httpx</w:t>
+      </w:r>
+      <w:proofErr w:type="spellEnd"/>
+      <w:r>
+        <w:t xml:space="preserve">, BeautifulSoup4, pandas, and </w:t>
+      </w:r>
+      <w:proofErr w:type="spellStart"/>
+      <w:r>
+        <w:t>openpyxl</w:t>
+      </w:r>
+      <w:proofErr w:type="spellEnd"/>
+      <w:r>
+        <w:t xml:space="preserve">. </w:t>
+      </w:r>
+      <w:proofErr w:type="spellStart"/>
+      <w:r>
+        <w:t>FastAPI</w:t>
+      </w:r>
+      <w:proofErr w:type="spellEnd"/>
+      <w:r>
+        <w:t xml:space="preserve"> provides strong API documentation through </w:t>
+      </w:r>
+      <w:proofErr w:type="spellStart"/>
+      <w:r>
+        <w:t>OpenAPI</w:t>
+      </w:r>
+      <w:proofErr w:type="spellEnd"/>
+      <w:r>
+        <w:t>/Swagger, while Python has mature image processing, web crawling, data export, and AI integration libraries.</w:t>
+      </w:r>
+    </w:p>
+    <w:p>
+      <w:r>
+        <w:t xml:space="preserve">AI runtime: </w:t>
+      </w:r>
+      <w:proofErr w:type="spellStart"/>
+      <w:r>
+        <w:t>Ollama</w:t>
+      </w:r>
+      <w:proofErr w:type="spellEnd"/>
+      <w:r>
+        <w:t xml:space="preserve"> for local development, with support for vision and language models. The architecture will allow a vision model to analyze images and focal points, while a language model generates brand-aligned filenames, alt text, captions, and descriptions.</w:t>
+      </w:r>
+    </w:p>
+    <w:p>
+      <w:r>
+        <w:t>Data and storage: Local file storage and JSON metadata for the POC, with PostgreSQL planned for beta persistence. This keeps the POC lightweight while leaving a clear path toward persistent job history, uploaded file records, and generated metadata records.</w:t>
       </w:r>
     </w:p>
     <w:p>
@@ -268,21 +377,15 @@
         <w:pStyle w:val="Heading1"/>
       </w:pPr>
       <w:r>
-        <w:t xml:space="preserve">5. Preliminary Timeline by Sprint Milestones</w:t>
+        <w:t>5. Preliminary Timeline by Sprint Milestones</w:t>
       </w:r>
     </w:p>
     <w:tbl>
       <w:tblPr>
         <w:tblStyle w:val="TableGrid"/>
         <w:tblW w:w="9360" w:type="dxa"/>
-        <w:tblBorders>
-          <w:top w:val="single" w:sz="4" w:color="DADCE0"/>
-          <w:left w:val="single" w:sz="4" w:color="DADCE0"/>
-          <w:bottom w:val="single" w:sz="4" w:color="DADCE0"/>
-          <w:right w:val="single" w:sz="4" w:color="DADCE0"/>
-          <w:insideH w:val="single" w:sz="4" w:color="DADCE0"/>
-          <w:insideV w:val="single" w:sz="4" w:color="DADCE0"/>
-        </w:tblBorders>
+        <w:tblInd w:w="120" w:type="dxa"/>
+        <w:tblLook w:val="04A0" w:firstRow="1" w:lastRow="0" w:firstColumn="1" w:lastColumn="0" w:noHBand="0" w:noVBand="1"/>
       </w:tblPr>
       <w:tblGrid>
         <w:gridCol w:w="1500"/>
@@ -293,42 +396,42 @@
         <w:tc>
           <w:tcPr>
             <w:tcW w:w="1500" w:type="dxa"/>
-            <w:shd w:fill="F4F6F9"/>
+            <w:shd w:val="clear" w:color="auto" w:fill="F4F6F9"/>
           </w:tcPr>
           <w:p>
             <w:r>
               <w:rPr>
                 <w:b/>
               </w:rPr>
-              <w:t xml:space="preserve">Sprint</w:t>
+              <w:t>Sprint</w:t>
             </w:r>
           </w:p>
         </w:tc>
         <w:tc>
           <w:tcPr>
             <w:tcW w:w="5760" w:type="dxa"/>
-            <w:shd w:fill="F4F6F9"/>
+            <w:shd w:val="clear" w:color="auto" w:fill="F4F6F9"/>
           </w:tcPr>
           <w:p>
             <w:r>
               <w:rPr>
                 <w:b/>
               </w:rPr>
-              <w:t xml:space="preserve">Internal focus</w:t>
+              <w:t>Internal focus</w:t>
             </w:r>
           </w:p>
         </w:tc>
         <w:tc>
           <w:tcPr>
             <w:tcW w:w="2100" w:type="dxa"/>
-            <w:shd w:fill="F4F6F9"/>
+            <w:shd w:val="clear" w:color="auto" w:fill="F4F6F9"/>
           </w:tcPr>
           <w:p>
             <w:r>
               <w:rPr>
                 <w:b/>
               </w:rPr>
-              <w:t xml:space="preserve">Official due date</w:t>
+              <w:t>Official due date</w:t>
             </w:r>
           </w:p>
         </w:tc>
@@ -340,7 +443,7 @@
           </w:tcPr>
           <w:p>
             <w:r>
-              <w:t xml:space="preserve">Sprint 1</w:t>
+              <w:t>Sprint 1</w:t>
             </w:r>
           </w:p>
         </w:tc>
@@ -350,7 +453,15 @@
           </w:tcPr>
           <w:p>
             <w:r>
-              <w:t xml:space="preserve">Project setup, documented FastAPI APIs, dashboard shell, image upload, validation, ZIP upload, compression, conversion, filename cleanup, and initial exports.</w:t>
+              <w:t xml:space="preserve">Project setup, documented </w:t>
+            </w:r>
+            <w:proofErr w:type="spellStart"/>
+            <w:r>
+              <w:t>FastAPI</w:t>
+            </w:r>
+            <w:proofErr w:type="spellEnd"/>
+            <w:r>
+              <w:t xml:space="preserve"> APIs, dashboard shell, image upload, validation, ZIP upload, compression, conversion, filename cleanup, and initial exports.</w:t>
             </w:r>
           </w:p>
         </w:tc>
@@ -360,7 +471,33 @@
           </w:tcPr>
           <w:p>
             <w:r>
-              <w:t xml:space="preserve">June 20, 2026 at 4:59 AM</w:t>
+              <w:t xml:space="preserve">June </w:t>
+            </w:r>
+            <w:r>
+              <w:t>19</w:t>
+            </w:r>
+            <w:r>
+              <w:t xml:space="preserve">, </w:t>
+            </w:r>
+            <w:proofErr w:type="gramStart"/>
+            <w:r>
+              <w:t>2026</w:t>
+            </w:r>
+            <w:proofErr w:type="gramEnd"/>
+            <w:r>
+              <w:t xml:space="preserve"> at </w:t>
+            </w:r>
+            <w:r>
+              <w:t>11</w:t>
+            </w:r>
+            <w:r>
+              <w:t xml:space="preserve">:59 </w:t>
+            </w:r>
+            <w:r>
+              <w:t>P</w:t>
+            </w:r>
+            <w:r>
+              <w:t>M</w:t>
             </w:r>
           </w:p>
         </w:tc>
@@ -372,7 +509,7 @@
           </w:tcPr>
           <w:p>
             <w:r>
-              <w:t xml:space="preserve">Sprint 2</w:t>
+              <w:t>Sprint 2</w:t>
             </w:r>
           </w:p>
         </w:tc>
@@ -382,7 +519,7 @@
           </w:tcPr>
           <w:p>
             <w:r>
-              <w:t xml:space="preserve">Brand document upload and extraction, local AI integration, AI image metadata generation, metadata review UI, regenerate actions, and improved image export flow.</w:t>
+              <w:t>Brand document upload and extraction, local AI integration, AI image metadata generation, metadata review UI, regenerate actions, and improved image export flow.</w:t>
             </w:r>
           </w:p>
         </w:tc>
@@ -392,7 +529,24 @@
           </w:tcPr>
           <w:p>
             <w:r>
-              <w:t xml:space="preserve">July 11, 2026 at 4:59 AM</w:t>
+              <w:t>July 1</w:t>
+            </w:r>
+            <w:r>
+              <w:t>0</w:t>
+            </w:r>
+            <w:r>
+              <w:t xml:space="preserve">, </w:t>
+            </w:r>
+            <w:proofErr w:type="gramStart"/>
+            <w:r>
+              <w:t>2026</w:t>
+            </w:r>
+            <w:proofErr w:type="gramEnd"/>
+            <w:r>
+              <w:t xml:space="preserve"> at </w:t>
+            </w:r>
+            <w:r>
+              <w:t>11:59 PM</w:t>
             </w:r>
           </w:p>
         </w:tc>
@@ -404,7 +558,7 @@
           </w:tcPr>
           <w:p>
             <w:r>
-              <w:t xml:space="preserve">Sprint 3</w:t>
+              <w:t>Sprint 3</w:t>
             </w:r>
           </w:p>
         </w:tc>
@@ -414,7 +568,7 @@
           </w:tcPr>
           <w:p>
             <w:r>
-              <w:t xml:space="preserve">AI focus-aware crop and resize workflow, crop preview and approval, website crawler, Basic Auth support, broken link checker, and bulk URL checker.</w:t>
+              <w:t>AI focus-aware crop and resize workflow, crop preview and approval, website crawler, Basic Auth support, broken link checker, and bulk URL checker.</w:t>
             </w:r>
           </w:p>
         </w:tc>
@@ -424,7 +578,36 @@
           </w:tcPr>
           <w:p>
             <w:r>
-              <w:t xml:space="preserve">August 1, 2026 at 4:59 AM</w:t>
+              <w:t>July</w:t>
+            </w:r>
+            <w:r>
+              <w:t xml:space="preserve"> </w:t>
+            </w:r>
+            <w:r>
+              <w:rPr>
+                <w:rStyle w:val="Strong"/>
+                <w:rFonts w:ascii="Lato" w:hAnsi="Lato"/>
+                <w:color w:val="494C4E"/>
+                <w:spacing w:val="3"/>
+                <w:sz w:val="21"/>
+                <w:szCs w:val="21"/>
+                <w:shd w:val="clear" w:color="auto" w:fill="FFFFFF"/>
+              </w:rPr>
+              <w:t>31</w:t>
+            </w:r>
+            <w:r>
+              <w:t xml:space="preserve">, </w:t>
+            </w:r>
+            <w:proofErr w:type="gramStart"/>
+            <w:r>
+              <w:t>2026</w:t>
+            </w:r>
+            <w:proofErr w:type="gramEnd"/>
+            <w:r>
+              <w:t xml:space="preserve"> at </w:t>
+            </w:r>
+            <w:r>
+              <w:t>11:59 PM</w:t>
             </w:r>
           </w:p>
         </w:tc>
@@ -436,7 +619,7 @@
           </w:tcPr>
           <w:p>
             <w:r>
-              <w:t xml:space="preserve">Sprint 4</w:t>
+              <w:t>Sprint 4</w:t>
             </w:r>
           </w:p>
         </w:tc>
@@ -446,7 +629,7 @@
           </w:tcPr>
           <w:p>
             <w:r>
-              <w:t xml:space="preserve">Website screenshot tool, AI SEO metadata generator, CSV/JSON/XLSX/ZIP export hardening, demo reliability, cleanup, logging, technical summary, and final showcase preparation.</w:t>
+              <w:t>Website screenshot tool, AI SEO metadata generator, CSV/JSON/XLSX/ZIP export hardening, demo reliability, cleanup, logging, technical summary, and final showcase preparation.</w:t>
             </w:r>
           </w:p>
         </w:tc>
@@ -456,7 +639,25 @@
           </w:tcPr>
           <w:p>
             <w:r>
-              <w:t xml:space="preserve">August 15, 2026 at 4:59 AM</w:t>
+              <w:t xml:space="preserve">August </w:t>
+            </w:r>
+            <w:r>
+              <w:rPr>
+                <w:rStyle w:val="Strong"/>
+                <w:rFonts w:ascii="Lato" w:hAnsi="Lato"/>
+                <w:color w:val="494C4E"/>
+                <w:spacing w:val="3"/>
+                <w:sz w:val="21"/>
+                <w:szCs w:val="21"/>
+                <w:shd w:val="clear" w:color="auto" w:fill="FFFFFF"/>
+              </w:rPr>
+              <w:t>14</w:t>
+            </w:r>
+            <w:r>
+              <w:t xml:space="preserve">, 2026 at </w:t>
+            </w:r>
+            <w:r>
+              <w:t>11:59 PM</w:t>
             </w:r>
           </w:p>
         </w:tc>
@@ -464,7 +665,7 @@
     </w:tbl>
     <w:p>
       <w:r>
-        <w:t xml:space="preserve">The team plans to complete the main implementation work between June and the end of July, while using the official sprint dates as checkpoints for demonstration, grading, and final showcase readiness.</w:t>
+        <w:t>The team plans to complete the main implementation work between June and the end of July, while using the official sprint dates as checkpoints for demonstration, grading, and final showcase readiness.</w:t>
       </w:r>
     </w:p>
     <w:p>
@@ -472,21 +673,16 @@
         <w:pStyle w:val="Heading1"/>
       </w:pPr>
       <w:r>
-        <w:t xml:space="preserve">6. Team Charter</w:t>
+        <w:lastRenderedPageBreak/>
+        <w:t>6. Team Charter</w:t>
       </w:r>
     </w:p>
     <w:tbl>
       <w:tblPr>
         <w:tblStyle w:val="TableGrid"/>
         <w:tblW w:w="9360" w:type="dxa"/>
-        <w:tblBorders>
-          <w:top w:val="single" w:sz="4" w:color="DADCE0"/>
-          <w:left w:val="single" w:sz="4" w:color="DADCE0"/>
-          <w:bottom w:val="single" w:sz="4" w:color="DADCE0"/>
-          <w:right w:val="single" w:sz="4" w:color="DADCE0"/>
-          <w:insideH w:val="single" w:sz="4" w:color="DADCE0"/>
-          <w:insideV w:val="single" w:sz="4" w:color="DADCE0"/>
-        </w:tblBorders>
+        <w:tblInd w:w="120" w:type="dxa"/>
+        <w:tblLook w:val="04A0" w:firstRow="1" w:lastRow="0" w:firstColumn="1" w:lastColumn="0" w:noHBand="0" w:noVBand="1"/>
       </w:tblPr>
       <w:tblGrid>
         <w:gridCol w:w="3000"/>
@@ -496,28 +692,28 @@
         <w:tc>
           <w:tcPr>
             <w:tcW w:w="3000" w:type="dxa"/>
-            <w:shd w:fill="F4F6F9"/>
+            <w:shd w:val="clear" w:color="auto" w:fill="F4F6F9"/>
           </w:tcPr>
           <w:p>
             <w:r>
               <w:rPr>
                 <w:b/>
               </w:rPr>
-              <w:t xml:space="preserve">Area</w:t>
+              <w:t>Area</w:t>
             </w:r>
           </w:p>
         </w:tc>
         <w:tc>
           <w:tcPr>
             <w:tcW w:w="6360" w:type="dxa"/>
-            <w:shd w:fill="F4F6F9"/>
+            <w:shd w:val="clear" w:color="auto" w:fill="F4F6F9"/>
           </w:tcPr>
           <w:p>
             <w:r>
               <w:rPr>
                 <w:b/>
               </w:rPr>
-              <w:t xml:space="preserve">Owner(s)</w:t>
+              <w:t>Owner(s)</w:t>
             </w:r>
           </w:p>
         </w:tc>
@@ -529,7 +725,7 @@
           </w:tcPr>
           <w:p>
             <w:r>
-              <w:t xml:space="preserve">Frontend</w:t>
+              <w:t>Frontend</w:t>
             </w:r>
           </w:p>
         </w:tc>
@@ -539,7 +735,7 @@
           </w:tcPr>
           <w:p>
             <w:r>
-              <w:t xml:space="preserve">Ayobami</w:t>
+              <w:t>Ayobami</w:t>
             </w:r>
           </w:p>
         </w:tc>
@@ -551,7 +747,7 @@
           </w:tcPr>
           <w:p>
             <w:r>
-              <w:t xml:space="preserve">Backend</w:t>
+              <w:t>Backend</w:t>
             </w:r>
           </w:p>
         </w:tc>
@@ -561,7 +757,7 @@
           </w:tcPr>
           <w:p>
             <w:r>
-              <w:t xml:space="preserve">Michael</w:t>
+              <w:t>Michael</w:t>
             </w:r>
           </w:p>
         </w:tc>
@@ -573,7 +769,7 @@
           </w:tcPr>
           <w:p>
             <w:r>
-              <w:t xml:space="preserve">Database management</w:t>
+              <w:t>Database management</w:t>
             </w:r>
           </w:p>
         </w:tc>
@@ -583,7 +779,7 @@
           </w:tcPr>
           <w:p>
             <w:r>
-              <w:t xml:space="preserve">Michael and Chigozie</w:t>
+              <w:t>Michael and Chigozie</w:t>
             </w:r>
           </w:p>
         </w:tc>
@@ -595,7 +791,7 @@
           </w:tcPr>
           <w:p>
             <w:r>
-              <w:t xml:space="preserve">Documentation</w:t>
+              <w:t>Documentation</w:t>
             </w:r>
           </w:p>
         </w:tc>
@@ -605,7 +801,7 @@
           </w:tcPr>
           <w:p>
             <w:r>
-              <w:t xml:space="preserve">Chigozie</w:t>
+              <w:t>Chigozie</w:t>
             </w:r>
           </w:p>
         </w:tc>
@@ -617,7 +813,7 @@
           </w:tcPr>
           <w:p>
             <w:r>
-              <w:t xml:space="preserve">Quality assurance</w:t>
+              <w:t>Quality assurance</w:t>
             </w:r>
           </w:p>
         </w:tc>
@@ -627,7 +823,7 @@
           </w:tcPr>
           <w:p>
             <w:r>
-              <w:t xml:space="preserve">Ayobami and Chigozie</w:t>
+              <w:t>Ayobami and Chigozie</w:t>
             </w:r>
           </w:p>
         </w:tc>
@@ -635,12 +831,12 @@
     </w:tbl>
     <w:p>
       <w:r>
-        <w:t xml:space="preserve">Communication Plan: The team will use WhatsApp for regular communication and quick coordination. Tasks will be tracked in a GitHub Projects board so sprint work, blockers, and completed items are visible to the full team.</w:t>
-      </w:r>
-    </w:p>
-    <w:p>
-      <w:r>
-        <w:t xml:space="preserve">Conflict Resolution: The team will first discuss disagreements in WhatsApp and compare options against project scope, sprint goals, technical risk, and user value. If a decision is still unresolved, the team will use majority agreement and document the rationale in the relevant GitHub issue or task.</w:t>
+        <w:t>Communication Plan: The team will use WhatsApp for regular communication and quick coordination. Tasks will be tracked in a GitHub Projects board so sprint work, blockers, and completed items are visible to the full team.</w:t>
+      </w:r>
+    </w:p>
+    <w:p>
+      <w:r>
+        <w:t>Conflict Resolution: The team will first discuss disagreements in WhatsApp and compare options against project scope, sprint goals, technical risk, and user value. If a decision is still unresolved, the team will use majority agreement and document the rationale in the relevant GitHub issue or task.</w:t>
       </w:r>
     </w:p>
     <w:p>
@@ -648,25 +844,29 @@
         <w:pStyle w:val="Heading1"/>
       </w:pPr>
       <w:r>
-        <w:t xml:space="preserve">7. Links</w:t>
-      </w:r>
-    </w:p>
-    <w:p>
-      <w:r>
-        <w:t xml:space="preserve">GitHub Repository: https://github.com/iobami/seo-studio</w:t>
+        <w:t>7. Links</w:t>
+      </w:r>
+    </w:p>
+    <w:p>
+      <w:r>
+        <w:t>GitHub Repository: https://github.com/iobami/seo-studio</w:t>
       </w:r>
     </w:p>
     <w:sectPr>
       <w:pgSz w:w="12240" w:h="15840"/>
       <w:pgMar w:top="1440" w:right="1440" w:bottom="1440" w:left="1440" w:header="708" w:footer="708" w:gutter="0"/>
+      <w:cols w:space="720"/>
     </w:sectPr>
   </w:body>
 </w:document>
 </file>
 
 <file path=word/numbering.xml><?xml version="1.0" encoding="utf-8"?>
-<w:numbering xmlns:w="http://schemas.openxmlformats.org/wordprocessingml/2006/main">
-  <w:abstractNum w:abstractNumId="1">
+<w:numbering xmlns:wpc="http://schemas.microsoft.com/office/word/2010/wordprocessingCanvas" xmlns:cx="http://schemas.microsoft.com/office/drawing/2014/chartex" xmlns:cx1="http://schemas.microsoft.com/office/drawing/2015/9/8/chartex" xmlns:cx2="http://schemas.microsoft.com/office/drawing/2015/10/21/chartex" xmlns:cx3="http://schemas.microsoft.com/office/drawing/2016/5/9/chartex" xmlns:cx4="http://schemas.microsoft.com/office/drawing/2016/5/10/chartex" xmlns:cx5="http://schemas.microsoft.com/office/drawing/2016/5/11/chartex" xmlns:cx6="http://schemas.microsoft.com/office/drawing/2016/5/12/chartex" xmlns:cx7="http://schemas.microsoft.com/office/drawing/2016/5/13/chartex" xmlns:cx8="http://schemas.microsoft.com/office/drawing/2016/5/14/chartex" xmlns:mc="http://schemas.openxmlformats.org/markup-compatibility/2006" xmlns:aink="http://schemas.microsoft.com/office/drawing/2016/ink" xmlns:am3d="http://schemas.microsoft.com/office/drawing/2017/model3d" xmlns:o="urn:schemas-microsoft-com:office:office" xmlns:oel="http://schemas.microsoft.com/office/2019/extlst" xmlns:r="http://schemas.openxmlformats.org/officeDocument/2006/relationships" xmlns:m="http://schemas.openxmlformats.org/officeDocument/2006/math" xmlns:v="urn:schemas-microsoft-com:vml" xmlns:wp14="http://schemas.microsoft.com/office/word/2010/wordprocessingDrawing" xmlns:wp="http://schemas.openxmlformats.org/drawingml/2006/wordprocessingDrawing" xmlns:w10="urn:schemas-microsoft-com:office:word" xmlns:w="http://schemas.openxmlformats.org/wordprocessingml/2006/main" xmlns:w14="http://schemas.microsoft.com/office/word/2010/wordml" xmlns:w15="http://schemas.microsoft.com/office/word/2012/wordml" xmlns:w16cex="http://schemas.microsoft.com/office/word/2018/wordml/cex" xmlns:w16cid="http://schemas.microsoft.com/office/word/2016/wordml/cid" xmlns:w16="http://schemas.microsoft.com/office/word/2018/wordml" xmlns:w16du="http://schemas.microsoft.com/office/word/2023/wordml/word16du" xmlns:w16sdtdh="http://schemas.microsoft.com/office/word/2020/wordml/sdtdatahash" xmlns:w16sdtfl="http://schemas.microsoft.com/office/word/2024/wordml/sdtformatlock" xmlns:w16se="http://schemas.microsoft.com/office/word/2015/wordml/symex" xmlns:wpg="http://schemas.microsoft.com/office/word/2010/wordprocessingGroup" xmlns:wpi="http://schemas.microsoft.com/office/word/2010/wordprocessingInk" xmlns:wne="http://schemas.microsoft.com/office/word/2006/wordml" xmlns:wps="http://schemas.microsoft.com/office/word/2010/wordprocessingShape" mc:Ignorable="w14 w15 w16se w16cid w16 w16cex w16sdtdh w16sdtfl w16du wp14">
+  <w:abstractNum w:abstractNumId="0" w15:restartNumberingAfterBreak="0">
+    <w:nsid w:val="28224C70"/>
+    <w:multiLevelType w:val="multilevel"/>
+    <w:tmpl w:val="65B44034"/>
     <w:lvl w:ilvl="0">
       <w:start w:val="1"/>
       <w:numFmt w:val="bullet"/>
@@ -676,11 +876,51 @@
         <w:ind w:left="540" w:hanging="280"/>
       </w:pPr>
     </w:lvl>
+    <w:lvl w:ilvl="1">
+      <w:numFmt w:val="decimal"/>
+      <w:lvlText w:val=""/>
+      <w:lvlJc w:val="left"/>
+    </w:lvl>
+    <w:lvl w:ilvl="2">
+      <w:numFmt w:val="decimal"/>
+      <w:lvlText w:val=""/>
+      <w:lvlJc w:val="left"/>
+    </w:lvl>
+    <w:lvl w:ilvl="3">
+      <w:numFmt w:val="decimal"/>
+      <w:lvlText w:val=""/>
+      <w:lvlJc w:val="left"/>
+    </w:lvl>
+    <w:lvl w:ilvl="4">
+      <w:numFmt w:val="decimal"/>
+      <w:lvlText w:val=""/>
+      <w:lvlJc w:val="left"/>
+    </w:lvl>
+    <w:lvl w:ilvl="5">
+      <w:numFmt w:val="decimal"/>
+      <w:lvlText w:val=""/>
+      <w:lvlJc w:val="left"/>
+    </w:lvl>
+    <w:lvl w:ilvl="6">
+      <w:numFmt w:val="decimal"/>
+      <w:lvlText w:val=""/>
+      <w:lvlJc w:val="left"/>
+    </w:lvl>
+    <w:lvl w:ilvl="7">
+      <w:numFmt w:val="decimal"/>
+      <w:lvlText w:val=""/>
+      <w:lvlJc w:val="left"/>
+    </w:lvl>
+    <w:lvl w:ilvl="8">
+      <w:numFmt w:val="decimal"/>
+      <w:lvlText w:val=""/>
+      <w:lvlJc w:val="left"/>
+    </w:lvl>
   </w:abstractNum>
-  <w:num w:numId="1">
-    <w:abstractNumId w:val="1"/>
-  </w:num>
-  <w:abstractNum w:abstractNumId="2">
+  <w:abstractNum w:abstractNumId="1" w15:restartNumberingAfterBreak="0">
+    <w:nsid w:val="7B8C0CB8"/>
+    <w:multiLevelType w:val="multilevel"/>
+    <w:tmpl w:val="3BCA2CEE"/>
     <w:lvl w:ilvl="0">
       <w:start w:val="1"/>
       <w:numFmt w:val="decimal"/>
@@ -690,27 +930,527 @@
         <w:ind w:left="540" w:hanging="280"/>
       </w:pPr>
     </w:lvl>
+    <w:lvl w:ilvl="1">
+      <w:numFmt w:val="decimal"/>
+      <w:lvlText w:val=""/>
+      <w:lvlJc w:val="left"/>
+    </w:lvl>
+    <w:lvl w:ilvl="2">
+      <w:numFmt w:val="decimal"/>
+      <w:lvlText w:val=""/>
+      <w:lvlJc w:val="left"/>
+    </w:lvl>
+    <w:lvl w:ilvl="3">
+      <w:numFmt w:val="decimal"/>
+      <w:lvlText w:val=""/>
+      <w:lvlJc w:val="left"/>
+    </w:lvl>
+    <w:lvl w:ilvl="4">
+      <w:numFmt w:val="decimal"/>
+      <w:lvlText w:val=""/>
+      <w:lvlJc w:val="left"/>
+    </w:lvl>
+    <w:lvl w:ilvl="5">
+      <w:numFmt w:val="decimal"/>
+      <w:lvlText w:val=""/>
+      <w:lvlJc w:val="left"/>
+    </w:lvl>
+    <w:lvl w:ilvl="6">
+      <w:numFmt w:val="decimal"/>
+      <w:lvlText w:val=""/>
+      <w:lvlJc w:val="left"/>
+    </w:lvl>
+    <w:lvl w:ilvl="7">
+      <w:numFmt w:val="decimal"/>
+      <w:lvlText w:val=""/>
+      <w:lvlJc w:val="left"/>
+    </w:lvl>
+    <w:lvl w:ilvl="8">
+      <w:numFmt w:val="decimal"/>
+      <w:lvlText w:val=""/>
+      <w:lvlJc w:val="left"/>
+    </w:lvl>
   </w:abstractNum>
-  <w:num w:numId="2">
-    <w:abstractNumId w:val="2"/>
+  <w:num w:numId="1" w16cid:durableId="2097701438">
+    <w:abstractNumId w:val="1"/>
   </w:num>
 </w:numbering>
 </file>
 
 <file path=word/styles.xml><?xml version="1.0" encoding="utf-8"?>
-<w:styles xmlns:w="http://schemas.openxmlformats.org/wordprocessingml/2006/main">
+<w:styles xmlns:mc="http://schemas.openxmlformats.org/markup-compatibility/2006" xmlns:r="http://schemas.openxmlformats.org/officeDocument/2006/relationships" xmlns:w="http://schemas.openxmlformats.org/wordprocessingml/2006/main" xmlns:w14="http://schemas.microsoft.com/office/word/2010/wordml" xmlns:w15="http://schemas.microsoft.com/office/word/2012/wordml" xmlns:w16cex="http://schemas.microsoft.com/office/word/2018/wordml/cex" xmlns:w16cid="http://schemas.microsoft.com/office/word/2016/wordml/cid" xmlns:w16="http://schemas.microsoft.com/office/word/2018/wordml" xmlns:w16du="http://schemas.microsoft.com/office/word/2023/wordml/word16du" xmlns:w16sdtdh="http://schemas.microsoft.com/office/word/2020/wordml/sdtdatahash" xmlns:w16sdtfl="http://schemas.microsoft.com/office/word/2024/wordml/sdtformatlock" xmlns:w16se="http://schemas.microsoft.com/office/word/2015/wordml/symex" mc:Ignorable="w14 w15 w16se w16cid w16 w16cex w16sdtdh w16sdtfl w16du">
+  <w:docDefaults>
+    <w:rPrDefault>
+      <w:rPr>
+        <w:rFonts w:asciiTheme="minorHAnsi" w:eastAsiaTheme="minorEastAsia" w:hAnsiTheme="minorHAnsi" w:cstheme="minorBidi"/>
+        <w:kern w:val="2"/>
+        <w:sz w:val="24"/>
+        <w:szCs w:val="24"/>
+        <w:lang w:val="en-US" w:eastAsia="en-US" w:bidi="ar-SA"/>
+        <w14:ligatures w14:val="standardContextual"/>
+      </w:rPr>
+    </w:rPrDefault>
+    <w:pPrDefault>
+      <w:pPr>
+        <w:spacing w:after="160" w:line="278" w:lineRule="auto"/>
+      </w:pPr>
+    </w:pPrDefault>
+  </w:docDefaults>
+  <w:latentStyles w:defLockedState="0" w:defUIPriority="99" w:defSemiHidden="0" w:defUnhideWhenUsed="0" w:defQFormat="0" w:count="376">
+    <w:lsdException w:name="Normal" w:uiPriority="0" w:qFormat="1"/>
+    <w:lsdException w:name="heading 1" w:uiPriority="9" w:qFormat="1"/>
+    <w:lsdException w:name="heading 2" w:semiHidden="1" w:uiPriority="9" w:unhideWhenUsed="1" w:qFormat="1"/>
+    <w:lsdException w:name="heading 3" w:semiHidden="1" w:uiPriority="9" w:unhideWhenUsed="1" w:qFormat="1"/>
+    <w:lsdException w:name="heading 4" w:semiHidden="1" w:uiPriority="9" w:unhideWhenUsed="1" w:qFormat="1"/>
+    <w:lsdException w:name="heading 5" w:semiHidden="1" w:uiPriority="9" w:unhideWhenUsed="1" w:qFormat="1"/>
+    <w:lsdException w:name="heading 6" w:semiHidden="1" w:uiPriority="9" w:unhideWhenUsed="1" w:qFormat="1"/>
+    <w:lsdException w:name="heading 7" w:semiHidden="1" w:uiPriority="9" w:unhideWhenUsed="1" w:qFormat="1"/>
+    <w:lsdException w:name="heading 8" w:semiHidden="1" w:uiPriority="9" w:unhideWhenUsed="1" w:qFormat="1"/>
+    <w:lsdException w:name="heading 9" w:semiHidden="1" w:uiPriority="9" w:unhideWhenUsed="1" w:qFormat="1"/>
+    <w:lsdException w:name="index 1" w:semiHidden="1" w:unhideWhenUsed="1"/>
+    <w:lsdException w:name="index 2" w:semiHidden="1" w:unhideWhenUsed="1"/>
+    <w:lsdException w:name="index 3" w:semiHidden="1" w:unhideWhenUsed="1"/>
+    <w:lsdException w:name="index 4" w:semiHidden="1" w:unhideWhenUsed="1"/>
+    <w:lsdException w:name="index 5" w:semiHidden="1" w:unhideWhenUsed="1"/>
+    <w:lsdException w:name="index 6" w:semiHidden="1" w:unhideWhenUsed="1"/>
+    <w:lsdException w:name="index 7" w:semiHidden="1" w:unhideWhenUsed="1"/>
+    <w:lsdException w:name="index 8" w:semiHidden="1" w:unhideWhenUsed="1"/>
+    <w:lsdException w:name="index 9" w:semiHidden="1" w:unhideWhenUsed="1"/>
+    <w:lsdException w:name="toc 1" w:semiHidden="1" w:uiPriority="39" w:unhideWhenUsed="1"/>
+    <w:lsdException w:name="toc 2" w:semiHidden="1" w:uiPriority="39" w:unhideWhenUsed="1"/>
+    <w:lsdException w:name="toc 3" w:semiHidden="1" w:uiPriority="39" w:unhideWhenUsed="1"/>
+    <w:lsdException w:name="toc 4" w:semiHidden="1" w:uiPriority="39" w:unhideWhenUsed="1"/>
+    <w:lsdException w:name="toc 5" w:semiHidden="1" w:uiPriority="39" w:unhideWhenUsed="1"/>
+    <w:lsdException w:name="toc 6" w:semiHidden="1" w:uiPriority="39" w:unhideWhenUsed="1"/>
+    <w:lsdException w:name="toc 7" w:semiHidden="1" w:uiPriority="39" w:unhideWhenUsed="1"/>
+    <w:lsdException w:name="toc 8" w:semiHidden="1" w:uiPriority="39" w:unhideWhenUsed="1"/>
+    <w:lsdException w:name="toc 9" w:semiHidden="1" w:uiPriority="39" w:unhideWhenUsed="1"/>
+    <w:lsdException w:name="Normal Indent" w:semiHidden="1" w:unhideWhenUsed="1"/>
+    <w:lsdException w:name="footnote text" w:semiHidden="1" w:unhideWhenUsed="1"/>
+    <w:lsdException w:name="annotation text" w:semiHidden="1" w:unhideWhenUsed="1"/>
+    <w:lsdException w:name="header" w:semiHidden="1" w:unhideWhenUsed="1"/>
+    <w:lsdException w:name="footer" w:semiHidden="1" w:unhideWhenUsed="1"/>
+    <w:lsdException w:name="index heading" w:semiHidden="1" w:unhideWhenUsed="1"/>
+    <w:lsdException w:name="caption" w:semiHidden="1" w:uiPriority="35" w:unhideWhenUsed="1" w:qFormat="1"/>
+    <w:lsdException w:name="table of figures" w:semiHidden="1" w:unhideWhenUsed="1"/>
+    <w:lsdException w:name="envelope address" w:semiHidden="1" w:unhideWhenUsed="1"/>
+    <w:lsdException w:name="envelope return" w:semiHidden="1" w:unhideWhenUsed="1"/>
+    <w:lsdException w:name="footnote reference" w:semiHidden="1" w:unhideWhenUsed="1"/>
+    <w:lsdException w:name="annotation reference" w:semiHidden="1" w:unhideWhenUsed="1"/>
+    <w:lsdException w:name="line number" w:semiHidden="1" w:unhideWhenUsed="1"/>
+    <w:lsdException w:name="page number" w:semiHidden="1" w:unhideWhenUsed="1"/>
+    <w:lsdException w:name="endnote reference" w:semiHidden="1" w:unhideWhenUsed="1"/>
+    <w:lsdException w:name="endnote text" w:semiHidden="1" w:unhideWhenUsed="1"/>
+    <w:lsdException w:name="table of authorities" w:semiHidden="1" w:unhideWhenUsed="1"/>
+    <w:lsdException w:name="macro" w:semiHidden="1" w:unhideWhenUsed="1"/>
+    <w:lsdException w:name="toa heading" w:semiHidden="1" w:unhideWhenUsed="1"/>
+    <w:lsdException w:name="List" w:semiHidden="1" w:unhideWhenUsed="1"/>
+    <w:lsdException w:name="List Bullet" w:semiHidden="1" w:unhideWhenUsed="1"/>
+    <w:lsdException w:name="List Number" w:semiHidden="1" w:unhideWhenUsed="1"/>
+    <w:lsdException w:name="List 2" w:semiHidden="1" w:unhideWhenUsed="1"/>
+    <w:lsdException w:name="List 3" w:semiHidden="1" w:unhideWhenUsed="1"/>
+    <w:lsdException w:name="List 4" w:semiHidden="1" w:unhideWhenUsed="1"/>
+    <w:lsdException w:name="List 5" w:semiHidden="1" w:unhideWhenUsed="1"/>
+    <w:lsdException w:name="List Bullet 2" w:semiHidden="1" w:unhideWhenUsed="1"/>
+    <w:lsdException w:name="List Bullet 3" w:semiHidden="1" w:unhideWhenUsed="1"/>
+    <w:lsdException w:name="List Bullet 4" w:semiHidden="1" w:unhideWhenUsed="1"/>
+    <w:lsdException w:name="List Bullet 5" w:semiHidden="1" w:unhideWhenUsed="1"/>
+    <w:lsdException w:name="List Number 2" w:semiHidden="1" w:unhideWhenUsed="1"/>
+    <w:lsdException w:name="List Number 3" w:semiHidden="1" w:unhideWhenUsed="1"/>
+    <w:lsdException w:name="List Number 4" w:semiHidden="1" w:unhideWhenUsed="1"/>
+    <w:lsdException w:name="List Number 5" w:semiHidden="1" w:unhideWhenUsed="1"/>
+    <w:lsdException w:name="Title" w:uiPriority="10" w:qFormat="1"/>
+    <w:lsdException w:name="Closing" w:semiHidden="1" w:unhideWhenUsed="1"/>
+    <w:lsdException w:name="Signature" w:semiHidden="1" w:unhideWhenUsed="1"/>
+    <w:lsdException w:name="Default Paragraph Font" w:semiHidden="1" w:uiPriority="1" w:unhideWhenUsed="1"/>
+    <w:lsdException w:name="Body Text" w:semiHidden="1" w:unhideWhenUsed="1"/>
+    <w:lsdException w:name="Body Text Indent" w:semiHidden="1" w:unhideWhenUsed="1"/>
+    <w:lsdException w:name="List Continue" w:semiHidden="1" w:unhideWhenUsed="1"/>
+    <w:lsdException w:name="List Continue 2" w:semiHidden="1" w:unhideWhenUsed="1"/>
+    <w:lsdException w:name="List Continue 3" w:semiHidden="1" w:unhideWhenUsed="1"/>
+    <w:lsdException w:name="List Continue 4" w:semiHidden="1" w:unhideWhenUsed="1"/>
+    <w:lsdException w:name="List Continue 5" w:semiHidden="1" w:unhideWhenUsed="1"/>
+    <w:lsdException w:name="Message Header" w:semiHidden="1" w:unhideWhenUsed="1"/>
+    <w:lsdException w:name="Subtitle" w:uiPriority="11" w:qFormat="1"/>
+    <w:lsdException w:name="Salutation" w:semiHidden="1" w:unhideWhenUsed="1"/>
+    <w:lsdException w:name="Date" w:semiHidden="1" w:unhideWhenUsed="1"/>
+    <w:lsdException w:name="Body Text First Indent" w:semiHidden="1" w:unhideWhenUsed="1"/>
+    <w:lsdException w:name="Body Text First Indent 2" w:semiHidden="1" w:unhideWhenUsed="1"/>
+    <w:lsdException w:name="Note Heading" w:semiHidden="1" w:unhideWhenUsed="1"/>
+    <w:lsdException w:name="Body Text 2" w:semiHidden="1" w:unhideWhenUsed="1"/>
+    <w:lsdException w:name="Body Text 3" w:semiHidden="1" w:unhideWhenUsed="1"/>
+    <w:lsdException w:name="Body Text Indent 2" w:semiHidden="1" w:unhideWhenUsed="1"/>
+    <w:lsdException w:name="Body Text Indent 3" w:semiHidden="1" w:unhideWhenUsed="1"/>
+    <w:lsdException w:name="Block Text" w:semiHidden="1" w:unhideWhenUsed="1"/>
+    <w:lsdException w:name="Hyperlink" w:semiHidden="1" w:unhideWhenUsed="1"/>
+    <w:lsdException w:name="FollowedHyperlink" w:semiHidden="1" w:unhideWhenUsed="1"/>
+    <w:lsdException w:name="Strong" w:uiPriority="22" w:qFormat="1"/>
+    <w:lsdException w:name="Emphasis" w:uiPriority="20" w:qFormat="1"/>
+    <w:lsdException w:name="Document Map" w:semiHidden="1" w:unhideWhenUsed="1"/>
+    <w:lsdException w:name="Plain Text" w:semiHidden="1" w:unhideWhenUsed="1"/>
+    <w:lsdException w:name="E-mail Signature" w:semiHidden="1" w:unhideWhenUsed="1"/>
+    <w:lsdException w:name="HTML Top of Form" w:semiHidden="1" w:unhideWhenUsed="1"/>
+    <w:lsdException w:name="HTML Bottom of Form" w:semiHidden="1" w:unhideWhenUsed="1"/>
+    <w:lsdException w:name="Normal (Web)" w:semiHidden="1" w:unhideWhenUsed="1"/>
+    <w:lsdException w:name="HTML Acronym" w:semiHidden="1" w:unhideWhenUsed="1"/>
+    <w:lsdException w:name="HTML Address" w:semiHidden="1" w:unhideWhenUsed="1"/>
+    <w:lsdException w:name="HTML Cite" w:semiHidden="1" w:unhideWhenUsed="1"/>
+    <w:lsdException w:name="HTML Code" w:semiHidden="1" w:unhideWhenUsed="1"/>
+    <w:lsdException w:name="HTML Definition" w:semiHidden="1" w:unhideWhenUsed="1"/>
+    <w:lsdException w:name="HTML Keyboard" w:semiHidden="1" w:unhideWhenUsed="1"/>
+    <w:lsdException w:name="HTML Preformatted" w:semiHidden="1" w:unhideWhenUsed="1"/>
+    <w:lsdException w:name="HTML Sample" w:semiHidden="1" w:unhideWhenUsed="1"/>
+    <w:lsdException w:name="HTML Typewriter" w:semiHidden="1" w:unhideWhenUsed="1"/>
+    <w:lsdException w:name="HTML Variable" w:semiHidden="1" w:unhideWhenUsed="1"/>
+    <w:lsdException w:name="Normal Table" w:semiHidden="1" w:unhideWhenUsed="1"/>
+    <w:lsdException w:name="annotation subject" w:semiHidden="1" w:unhideWhenUsed="1"/>
+    <w:lsdException w:name="No List" w:semiHidden="1" w:unhideWhenUsed="1"/>
+    <w:lsdException w:name="Outline List 1" w:semiHidden="1" w:unhideWhenUsed="1"/>
+    <w:lsdException w:name="Outline List 2" w:semiHidden="1" w:unhideWhenUsed="1"/>
+    <w:lsdException w:name="Outline List 3" w:semiHidden="1" w:unhideWhenUsed="1"/>
+    <w:lsdException w:name="Table Simple 1" w:semiHidden="1" w:unhideWhenUsed="1"/>
+    <w:lsdException w:name="Table Simple 2" w:semiHidden="1" w:unhideWhenUsed="1"/>
+    <w:lsdException w:name="Table Simple 3" w:semiHidden="1" w:unhideWhenUsed="1"/>
+    <w:lsdException w:name="Table Classic 1" w:semiHidden="1" w:unhideWhenUsed="1"/>
+    <w:lsdException w:name="Table Classic 2" w:semiHidden="1" w:unhideWhenUsed="1"/>
+    <w:lsdException w:name="Table Classic 3" w:semiHidden="1" w:unhideWhenUsed="1"/>
+    <w:lsdException w:name="Table Classic 4" w:semiHidden="1" w:unhideWhenUsed="1"/>
+    <w:lsdException w:name="Table Colorful 1" w:semiHidden="1" w:unhideWhenUsed="1"/>
+    <w:lsdException w:name="Table Colorful 2" w:semiHidden="1" w:unhideWhenUsed="1"/>
+    <w:lsdException w:name="Table Colorful 3" w:semiHidden="1" w:unhideWhenUsed="1"/>
+    <w:lsdException w:name="Table Columns 1" w:semiHidden="1" w:unhideWhenUsed="1"/>
+    <w:lsdException w:name="Table Columns 2" w:semiHidden="1" w:unhideWhenUsed="1"/>
+    <w:lsdException w:name="Table Columns 3" w:semiHidden="1" w:unhideWhenUsed="1"/>
+    <w:lsdException w:name="Table Columns 4" w:semiHidden="1" w:unhideWhenUsed="1"/>
+    <w:lsdException w:name="Table Columns 5" w:semiHidden="1" w:unhideWhenUsed="1"/>
+    <w:lsdException w:name="Table Grid 1" w:semiHidden="1" w:unhideWhenUsed="1"/>
+    <w:lsdException w:name="Table Grid 2" w:semiHidden="1" w:unhideWhenUsed="1"/>
+    <w:lsdException w:name="Table Grid 3" w:semiHidden="1" w:unhideWhenUsed="1"/>
+    <w:lsdException w:name="Table Grid 4" w:semiHidden="1" w:unhideWhenUsed="1"/>
+    <w:lsdException w:name="Table Grid 5" w:semiHidden="1" w:unhideWhenUsed="1"/>
+    <w:lsdException w:name="Table Grid 6" w:semiHidden="1" w:unhideWhenUsed="1"/>
+    <w:lsdException w:name="Table Grid 7" w:semiHidden="1" w:unhideWhenUsed="1"/>
+    <w:lsdException w:name="Table Grid 8" w:semiHidden="1" w:unhideWhenUsed="1"/>
+    <w:lsdException w:name="Table List 1" w:semiHidden="1" w:unhideWhenUsed="1"/>
+    <w:lsdException w:name="Table List 2" w:semiHidden="1" w:unhideWhenUsed="1"/>
+    <w:lsdException w:name="Table List 3" w:semiHidden="1" w:unhideWhenUsed="1"/>
+    <w:lsdException w:name="Table List 4" w:semiHidden="1" w:unhideWhenUsed="1"/>
+    <w:lsdException w:name="Table List 5" w:semiHidden="1" w:unhideWhenUsed="1"/>
+    <w:lsdException w:name="Table List 6" w:semiHidden="1" w:unhideWhenUsed="1"/>
+    <w:lsdException w:name="Table List 7" w:semiHidden="1" w:unhideWhenUsed="1"/>
+    <w:lsdException w:name="Table List 8" w:semiHidden="1" w:unhideWhenUsed="1"/>
+    <w:lsdException w:name="Table 3D effects 1" w:semiHidden="1" w:unhideWhenUsed="1"/>
+    <w:lsdException w:name="Table 3D effects 2" w:semiHidden="1" w:unhideWhenUsed="1"/>
+    <w:lsdException w:name="Table 3D effects 3" w:semiHidden="1" w:unhideWhenUsed="1"/>
+    <w:lsdException w:name="Table Contemporary" w:semiHidden="1" w:unhideWhenUsed="1"/>
+    <w:lsdException w:name="Table Elegant" w:semiHidden="1" w:unhideWhenUsed="1"/>
+    <w:lsdException w:name="Table Professional" w:semiHidden="1" w:unhideWhenUsed="1"/>
+    <w:lsdException w:name="Table Subtle 1" w:semiHidden="1" w:unhideWhenUsed="1"/>
+    <w:lsdException w:name="Table Subtle 2" w:semiHidden="1" w:unhideWhenUsed="1"/>
+    <w:lsdException w:name="Table Web 1" w:semiHidden="1" w:unhideWhenUsed="1"/>
+    <w:lsdException w:name="Table Web 2" w:semiHidden="1" w:unhideWhenUsed="1"/>
+    <w:lsdException w:name="Table Web 3" w:semiHidden="1" w:unhideWhenUsed="1"/>
+    <w:lsdException w:name="Balloon Text" w:semiHidden="1" w:unhideWhenUsed="1"/>
+    <w:lsdException w:name="Table Grid" w:uiPriority="39"/>
+    <w:lsdException w:name="Table Theme" w:semiHidden="1" w:unhideWhenUsed="1"/>
+    <w:lsdException w:name="Placeholder Text" w:semiHidden="1"/>
+    <w:lsdException w:name="No Spacing" w:uiPriority="1" w:qFormat="1"/>
+    <w:lsdException w:name="Light Shading" w:uiPriority="60"/>
+    <w:lsdException w:name="Light List" w:uiPriority="61"/>
+    <w:lsdException w:name="Light Grid" w:uiPriority="62"/>
+    <w:lsdException w:name="Medium Shading 1" w:uiPriority="63"/>
+    <w:lsdException w:name="Medium Shading 2" w:uiPriority="64"/>
+    <w:lsdException w:name="Medium List 1" w:uiPriority="65"/>
+    <w:lsdException w:name="Medium List 2" w:uiPriority="66"/>
+    <w:lsdException w:name="Medium Grid 1" w:uiPriority="67"/>
+    <w:lsdException w:name="Medium Grid 2" w:uiPriority="68"/>
+    <w:lsdException w:name="Medium Grid 3" w:uiPriority="69"/>
+    <w:lsdException w:name="Dark List" w:uiPriority="70"/>
+    <w:lsdException w:name="Colorful Shading" w:uiPriority="71"/>
+    <w:lsdException w:name="Colorful List" w:uiPriority="72"/>
+    <w:lsdException w:name="Colorful Grid" w:uiPriority="73"/>
+    <w:lsdException w:name="Light Shading Accent 1" w:uiPriority="60"/>
+    <w:lsdException w:name="Light List Accent 1" w:uiPriority="61"/>
+    <w:lsdException w:name="Light Grid Accent 1" w:uiPriority="62"/>
+    <w:lsdException w:name="Medium Shading 1 Accent 1" w:uiPriority="63"/>
+    <w:lsdException w:name="Medium Shading 2 Accent 1" w:uiPriority="64"/>
+    <w:lsdException w:name="Medium List 1 Accent 1" w:uiPriority="65"/>
+    <w:lsdException w:name="Revision" w:semiHidden="1"/>
+    <w:lsdException w:name="List Paragraph" w:uiPriority="34" w:qFormat="1"/>
+    <w:lsdException w:name="Quote" w:uiPriority="29" w:qFormat="1"/>
+    <w:lsdException w:name="Intense Quote" w:uiPriority="30" w:qFormat="1"/>
+    <w:lsdException w:name="Medium List 2 Accent 1" w:uiPriority="66"/>
+    <w:lsdException w:name="Medium Grid 1 Accent 1" w:uiPriority="67"/>
+    <w:lsdException w:name="Medium Grid 2 Accent 1" w:uiPriority="68"/>
+    <w:lsdException w:name="Medium Grid 3 Accent 1" w:uiPriority="69"/>
+    <w:lsdException w:name="Dark List Accent 1" w:uiPriority="70"/>
+    <w:lsdException w:name="Colorful Shading Accent 1" w:uiPriority="71"/>
+    <w:lsdException w:name="Colorful List Accent 1" w:uiPriority="72"/>
+    <w:lsdException w:name="Colorful Grid Accent 1" w:uiPriority="73"/>
+    <w:lsdException w:name="Light Shading Accent 2" w:uiPriority="60"/>
+    <w:lsdException w:name="Light List Accent 2" w:uiPriority="61"/>
+    <w:lsdException w:name="Light Grid Accent 2" w:uiPriority="62"/>
+    <w:lsdException w:name="Medium Shading 1 Accent 2" w:uiPriority="63"/>
+    <w:lsdException w:name="Medium Shading 2 Accent 2" w:uiPriority="64"/>
+    <w:lsdException w:name="Medium List 1 Accent 2" w:uiPriority="65"/>
+    <w:lsdException w:name="Medium List 2 Accent 2" w:uiPriority="66"/>
+    <w:lsdException w:name="Medium Grid 1 Accent 2" w:uiPriority="67"/>
+    <w:lsdException w:name="Medium Grid 2 Accent 2" w:uiPriority="68"/>
+    <w:lsdException w:name="Medium Grid 3 Accent 2" w:uiPriority="69"/>
+    <w:lsdException w:name="Dark List Accent 2" w:uiPriority="70"/>
+    <w:lsdException w:name="Colorful Shading Accent 2" w:uiPriority="71"/>
+    <w:lsdException w:name="Colorful List Accent 2" w:uiPriority="72"/>
+    <w:lsdException w:name="Colorful Grid Accent 2" w:uiPriority="73"/>
+    <w:lsdException w:name="Light Shading Accent 3" w:uiPriority="60"/>
+    <w:lsdException w:name="Light List Accent 3" w:uiPriority="61"/>
+    <w:lsdException w:name="Light Grid Accent 3" w:uiPriority="62"/>
+    <w:lsdException w:name="Medium Shading 1 Accent 3" w:uiPriority="63"/>
+    <w:lsdException w:name="Medium Shading 2 Accent 3" w:uiPriority="64"/>
+    <w:lsdException w:name="Medium List 1 Accent 3" w:uiPriority="65"/>
+    <w:lsdException w:name="Medium List 2 Accent 3" w:uiPriority="66"/>
+    <w:lsdException w:name="Medium Grid 1 Accent 3" w:uiPriority="67"/>
+    <w:lsdException w:name="Medium Grid 2 Accent 3" w:uiPriority="68"/>
+    <w:lsdException w:name="Medium Grid 3 Accent 3" w:uiPriority="69"/>
+    <w:lsdException w:name="Dark List Accent 3" w:uiPriority="70"/>
+    <w:lsdException w:name="Colorful Shading Accent 3" w:uiPriority="71"/>
+    <w:lsdException w:name="Colorful List Accent 3" w:uiPriority="72"/>
+    <w:lsdException w:name="Colorful Grid Accent 3" w:uiPriority="73"/>
+    <w:lsdException w:name="Light Shading Accent 4" w:uiPriority="60"/>
+    <w:lsdException w:name="Light List Accent 4" w:uiPriority="61"/>
+    <w:lsdException w:name="Light Grid Accent 4" w:uiPriority="62"/>
+    <w:lsdException w:name="Medium Shading 1 Accent 4" w:uiPriority="63"/>
+    <w:lsdException w:name="Medium Shading 2 Accent 4" w:uiPriority="64"/>
+    <w:lsdException w:name="Medium List 1 Accent 4" w:uiPriority="65"/>
+    <w:lsdException w:name="Medium List 2 Accent 4" w:uiPriority="66"/>
+    <w:lsdException w:name="Medium Grid 1 Accent 4" w:uiPriority="67"/>
+    <w:lsdException w:name="Medium Grid 2 Accent 4" w:uiPriority="68"/>
+    <w:lsdException w:name="Medium Grid 3 Accent 4" w:uiPriority="69"/>
+    <w:lsdException w:name="Dark List Accent 4" w:uiPriority="70"/>
+    <w:lsdException w:name="Colorful Shading Accent 4" w:uiPriority="71"/>
+    <w:lsdException w:name="Colorful List Accent 4" w:uiPriority="72"/>
+    <w:lsdException w:name="Colorful Grid Accent 4" w:uiPriority="73"/>
+    <w:lsdException w:name="Light Shading Accent 5" w:uiPriority="60"/>
+    <w:lsdException w:name="Light List Accent 5" w:uiPriority="61"/>
+    <w:lsdException w:name="Light Grid Accent 5" w:uiPriority="62"/>
+    <w:lsdException w:name="Medium Shading 1 Accent 5" w:uiPriority="63"/>
+    <w:lsdException w:name="Medium Shading 2 Accent 5" w:uiPriority="64"/>
+    <w:lsdException w:name="Medium List 1 Accent 5" w:uiPriority="65"/>
+    <w:lsdException w:name="Medium List 2 Accent 5" w:uiPriority="66"/>
+    <w:lsdException w:name="Medium Grid 1 Accent 5" w:uiPriority="67"/>
+    <w:lsdException w:name="Medium Grid 2 Accent 5" w:uiPriority="68"/>
+    <w:lsdException w:name="Medium Grid 3 Accent 5" w:uiPriority="69"/>
+    <w:lsdException w:name="Dark List Accent 5" w:uiPriority="70"/>
+    <w:lsdException w:name="Colorful Shading Accent 5" w:uiPriority="71"/>
+    <w:lsdException w:name="Colorful List Accent 5" w:uiPriority="72"/>
+    <w:lsdException w:name="Colorful Grid Accent 5" w:uiPriority="73"/>
+    <w:lsdException w:name="Light Shading Accent 6" w:uiPriority="60"/>
+    <w:lsdException w:name="Light List Accent 6" w:uiPriority="61"/>
+    <w:lsdException w:name="Light Grid Accent 6" w:uiPriority="62"/>
+    <w:lsdException w:name="Medium Shading 1 Accent 6" w:uiPriority="63"/>
+    <w:lsdException w:name="Medium Shading 2 Accent 6" w:uiPriority="64"/>
+    <w:lsdException w:name="Medium List 1 Accent 6" w:uiPriority="65"/>
+    <w:lsdException w:name="Medium List 2 Accent 6" w:uiPriority="66"/>
+    <w:lsdException w:name="Medium Grid 1 Accent 6" w:uiPriority="67"/>
+    <w:lsdException w:name="Medium Grid 2 Accent 6" w:uiPriority="68"/>
+    <w:lsdException w:name="Medium Grid 3 Accent 6" w:uiPriority="69"/>
+    <w:lsdException w:name="Dark List Accent 6" w:uiPriority="70"/>
+    <w:lsdException w:name="Colorful Shading Accent 6" w:uiPriority="71"/>
+    <w:lsdException w:name="Colorful List Accent 6" w:uiPriority="72"/>
+    <w:lsdException w:name="Colorful Grid Accent 6" w:uiPriority="73"/>
+    <w:lsdException w:name="Subtle Emphasis" w:uiPriority="19" w:qFormat="1"/>
+    <w:lsdException w:name="Intense Emphasis" w:uiPriority="21" w:qFormat="1"/>
+    <w:lsdException w:name="Subtle Reference" w:uiPriority="31" w:qFormat="1"/>
+    <w:lsdException w:name="Intense Reference" w:uiPriority="32" w:qFormat="1"/>
+    <w:lsdException w:name="Book Title" w:uiPriority="33" w:qFormat="1"/>
+    <w:lsdException w:name="Bibliography" w:semiHidden="1" w:uiPriority="37" w:unhideWhenUsed="1"/>
+    <w:lsdException w:name="TOC Heading" w:semiHidden="1" w:uiPriority="39" w:unhideWhenUsed="1" w:qFormat="1"/>
+    <w:lsdException w:name="Plain Table 1" w:uiPriority="41"/>
+    <w:lsdException w:name="Plain Table 2" w:uiPriority="42"/>
+    <w:lsdException w:name="Plain Table 3" w:uiPriority="43"/>
+    <w:lsdException w:name="Plain Table 4" w:uiPriority="44"/>
+    <w:lsdException w:name="Plain Table 5" w:uiPriority="45"/>
+    <w:lsdException w:name="Grid Table Light" w:uiPriority="40"/>
+    <w:lsdException w:name="Grid Table 1 Light" w:uiPriority="46"/>
+    <w:lsdException w:name="Grid Table 2" w:uiPriority="47"/>
+    <w:lsdException w:name="Grid Table 3" w:uiPriority="48"/>
+    <w:lsdException w:name="Grid Table 4" w:uiPriority="49"/>
+    <w:lsdException w:name="Grid Table 5 Dark" w:uiPriority="50"/>
+    <w:lsdException w:name="Grid Table 6 Colorful" w:uiPriority="51"/>
+    <w:lsdException w:name="Grid Table 7 Colorful" w:uiPriority="52"/>
+    <w:lsdException w:name="Grid Table 1 Light Accent 1" w:uiPriority="46"/>
+    <w:lsdException w:name="Grid Table 2 Accent 1" w:uiPriority="47"/>
+    <w:lsdException w:name="Grid Table 3 Accent 1" w:uiPriority="48"/>
+    <w:lsdException w:name="Grid Table 4 Accent 1" w:uiPriority="49"/>
+    <w:lsdException w:name="Grid Table 5 Dark Accent 1" w:uiPriority="50"/>
+    <w:lsdException w:name="Grid Table 6 Colorful Accent 1" w:uiPriority="51"/>
+    <w:lsdException w:name="Grid Table 7 Colorful Accent 1" w:uiPriority="52"/>
+    <w:lsdException w:name="Grid Table 1 Light Accent 2" w:uiPriority="46"/>
+    <w:lsdException w:name="Grid Table 2 Accent 2" w:uiPriority="47"/>
+    <w:lsdException w:name="Grid Table 3 Accent 2" w:uiPriority="48"/>
+    <w:lsdException w:name="Grid Table 4 Accent 2" w:uiPriority="49"/>
+    <w:lsdException w:name="Grid Table 5 Dark Accent 2" w:uiPriority="50"/>
+    <w:lsdException w:name="Grid Table 6 Colorful Accent 2" w:uiPriority="51"/>
+    <w:lsdException w:name="Grid Table 7 Colorful Accent 2" w:uiPriority="52"/>
+    <w:lsdException w:name="Grid Table 1 Light Accent 3" w:uiPriority="46"/>
+    <w:lsdException w:name="Grid Table 2 Accent 3" w:uiPriority="47"/>
+    <w:lsdException w:name="Grid Table 3 Accent 3" w:uiPriority="48"/>
+    <w:lsdException w:name="Grid Table 4 Accent 3" w:uiPriority="49"/>
+    <w:lsdException w:name="Grid Table 5 Dark Accent 3" w:uiPriority="50"/>
+    <w:lsdException w:name="Grid Table 6 Colorful Accent 3" w:uiPriority="51"/>
+    <w:lsdException w:name="Grid Table 7 Colorful Accent 3" w:uiPriority="52"/>
+    <w:lsdException w:name="Grid Table 1 Light Accent 4" w:uiPriority="46"/>
+    <w:lsdException w:name="Grid Table 2 Accent 4" w:uiPriority="47"/>
+    <w:lsdException w:name="Grid Table 3 Accent 4" w:uiPriority="48"/>
+    <w:lsdException w:name="Grid Table 4 Accent 4" w:uiPriority="49"/>
+    <w:lsdException w:name="Grid Table 5 Dark Accent 4" w:uiPriority="50"/>
+    <w:lsdException w:name="Grid Table 6 Colorful Accent 4" w:uiPriority="51"/>
+    <w:lsdException w:name="Grid Table 7 Colorful Accent 4" w:uiPriority="52"/>
+    <w:lsdException w:name="Grid Table 1 Light Accent 5" w:uiPriority="46"/>
+    <w:lsdException w:name="Grid Table 2 Accent 5" w:uiPriority="47"/>
+    <w:lsdException w:name="Grid Table 3 Accent 5" w:uiPriority="48"/>
+    <w:lsdException w:name="Grid Table 4 Accent 5" w:uiPriority="49"/>
+    <w:lsdException w:name="Grid Table 5 Dark Accent 5" w:uiPriority="50"/>
+    <w:lsdException w:name="Grid Table 6 Colorful Accent 5" w:uiPriority="51"/>
+    <w:lsdException w:name="Grid Table 7 Colorful Accent 5" w:uiPriority="52"/>
+    <w:lsdException w:name="Grid Table 1 Light Accent 6" w:uiPriority="46"/>
+    <w:lsdException w:name="Grid Table 2 Accent 6" w:uiPriority="47"/>
+    <w:lsdException w:name="Grid Table 3 Accent 6" w:uiPriority="48"/>
+    <w:lsdException w:name="Grid Table 4 Accent 6" w:uiPriority="49"/>
+    <w:lsdException w:name="Grid Table 5 Dark Accent 6" w:uiPriority="50"/>
+    <w:lsdException w:name="Grid Table 6 Colorful Accent 6" w:uiPriority="51"/>
+    <w:lsdException w:name="Grid Table 7 Colorful Accent 6" w:uiPriority="52"/>
+    <w:lsdException w:name="List Table 1 Light" w:uiPriority="46"/>
+    <w:lsdException w:name="List Table 2" w:uiPriority="47"/>
+    <w:lsdException w:name="List Table 3" w:uiPriority="48"/>
+    <w:lsdException w:name="List Table 4" w:uiPriority="49"/>
+    <w:lsdException w:name="List Table 5 Dark" w:uiPriority="50"/>
+    <w:lsdException w:name="List Table 6 Colorful" w:uiPriority="51"/>
+    <w:lsdException w:name="List Table 7 Colorful" w:uiPriority="52"/>
+    <w:lsdException w:name="List Table 1 Light Accent 1" w:uiPriority="46"/>
+    <w:lsdException w:name="List Table 2 Accent 1" w:uiPriority="47"/>
+    <w:lsdException w:name="List Table 3 Accent 1" w:uiPriority="48"/>
+    <w:lsdException w:name="List Table 4 Accent 1" w:uiPriority="49"/>
+    <w:lsdException w:name="List Table 5 Dark Accent 1" w:uiPriority="50"/>
+    <w:lsdException w:name="List Table 6 Colorful Accent 1" w:uiPriority="51"/>
+    <w:lsdException w:name="List Table 7 Colorful Accent 1" w:uiPriority="52"/>
+    <w:lsdException w:name="List Table 1 Light Accent 2" w:uiPriority="46"/>
+    <w:lsdException w:name="List Table 2 Accent 2" w:uiPriority="47"/>
+    <w:lsdException w:name="List Table 3 Accent 2" w:uiPriority="48"/>
+    <w:lsdException w:name="List Table 4 Accent 2" w:uiPriority="49"/>
+    <w:lsdException w:name="List Table 5 Dark Accent 2" w:uiPriority="50"/>
+    <w:lsdException w:name="List Table 6 Colorful Accent 2" w:uiPriority="51"/>
+    <w:lsdException w:name="List Table 7 Colorful Accent 2" w:uiPriority="52"/>
+    <w:lsdException w:name="List Table 1 Light Accent 3" w:uiPriority="46"/>
+    <w:lsdException w:name="List Table 2 Accent 3" w:uiPriority="47"/>
+    <w:lsdException w:name="List Table 3 Accent 3" w:uiPriority="48"/>
+    <w:lsdException w:name="List Table 4 Accent 3" w:uiPriority="49"/>
+    <w:lsdException w:name="List Table 5 Dark Accent 3" w:uiPriority="50"/>
+    <w:lsdException w:name="List Table 6 Colorful Accent 3" w:uiPriority="51"/>
+    <w:lsdException w:name="List Table 7 Colorful Accent 3" w:uiPriority="52"/>
+    <w:lsdException w:name="List Table 1 Light Accent 4" w:uiPriority="46"/>
+    <w:lsdException w:name="List Table 2 Accent 4" w:uiPriority="47"/>
+    <w:lsdException w:name="List Table 3 Accent 4" w:uiPriority="48"/>
+    <w:lsdException w:name="List Table 4 Accent 4" w:uiPriority="49"/>
+    <w:lsdException w:name="List Table 5 Dark Accent 4" w:uiPriority="50"/>
+    <w:lsdException w:name="List Table 6 Colorful Accent 4" w:uiPriority="51"/>
+    <w:lsdException w:name="List Table 7 Colorful Accent 4" w:uiPriority="52"/>
+    <w:lsdException w:name="List Table 1 Light Accent 5" w:uiPriority="46"/>
+    <w:lsdException w:name="List Table 2 Accent 5" w:uiPriority="47"/>
+    <w:lsdException w:name="List Table 3 Accent 5" w:uiPriority="48"/>
+    <w:lsdException w:name="List Table 4 Accent 5" w:uiPriority="49"/>
+    <w:lsdException w:name="List Table 5 Dark Accent 5" w:uiPriority="50"/>
+    <w:lsdException w:name="List Table 6 Colorful Accent 5" w:uiPriority="51"/>
+    <w:lsdException w:name="List Table 7 Colorful Accent 5" w:uiPriority="52"/>
+    <w:lsdException w:name="List Table 1 Light Accent 6" w:uiPriority="46"/>
+    <w:lsdException w:name="List Table 2 Accent 6" w:uiPriority="47"/>
+    <w:lsdException w:name="List Table 3 Accent 6" w:uiPriority="48"/>
+    <w:lsdException w:name="List Table 4 Accent 6" w:uiPriority="49"/>
+    <w:lsdException w:name="List Table 5 Dark Accent 6" w:uiPriority="50"/>
+    <w:lsdException w:name="List Table 6 Colorful Accent 6" w:uiPriority="51"/>
+    <w:lsdException w:name="List Table 7 Colorful Accent 6" w:uiPriority="52"/>
+    <w:lsdException w:name="Mention" w:semiHidden="1" w:unhideWhenUsed="1"/>
+    <w:lsdException w:name="Smart Hyperlink" w:semiHidden="1" w:unhideWhenUsed="1"/>
+    <w:lsdException w:name="Hashtag" w:semiHidden="1" w:unhideWhenUsed="1"/>
+    <w:lsdException w:name="Unresolved Mention" w:semiHidden="1" w:unhideWhenUsed="1"/>
+    <w:lsdException w:name="Smart Link" w:semiHidden="1" w:unhideWhenUsed="1"/>
+  </w:latentStyles>
   <w:style w:type="paragraph" w:default="1" w:styleId="Normal">
     <w:name w:val="Normal"/>
+    <w:qFormat/>
     <w:pPr>
-      <w:spacing w:after="160" w:line="320" w:lineRule="auto"/>
+      <w:spacing w:line="320" w:lineRule="auto"/>
     </w:pPr>
     <w:rPr>
       <w:rFonts w:ascii="Calibri" w:hAnsi="Calibri"/>
       <w:sz w:val="22"/>
     </w:rPr>
   </w:style>
+  <w:style w:type="paragraph" w:styleId="Heading1">
+    <w:name w:val="heading 1"/>
+    <w:basedOn w:val="Normal"/>
+    <w:next w:val="Normal"/>
+    <w:uiPriority w:val="9"/>
+    <w:qFormat/>
+    <w:pPr>
+      <w:keepNext/>
+      <w:spacing w:before="360" w:after="200"/>
+      <w:outlineLvl w:val="0"/>
+    </w:pPr>
+    <w:rPr>
+      <w:b/>
+      <w:color w:val="2E74B5"/>
+      <w:sz w:val="32"/>
+    </w:rPr>
+  </w:style>
+  <w:style w:type="paragraph" w:styleId="Heading2">
+    <w:name w:val="heading 2"/>
+    <w:basedOn w:val="Normal"/>
+    <w:next w:val="Normal"/>
+    <w:uiPriority w:val="9"/>
+    <w:unhideWhenUsed/>
+    <w:qFormat/>
+    <w:pPr>
+      <w:keepNext/>
+      <w:spacing w:before="240" w:after="120"/>
+      <w:outlineLvl w:val="1"/>
+    </w:pPr>
+    <w:rPr>
+      <w:b/>
+      <w:color w:val="2E74B5"/>
+      <w:sz w:val="26"/>
+    </w:rPr>
+  </w:style>
+  <w:style w:type="character" w:default="1" w:styleId="DefaultParagraphFont">
+    <w:name w:val="Default Paragraph Font"/>
+    <w:uiPriority w:val="1"/>
+    <w:semiHidden/>
+    <w:unhideWhenUsed/>
+  </w:style>
+  <w:style w:type="table" w:default="1" w:styleId="TableNormal">
+    <w:name w:val="Normal Table"/>
+    <w:uiPriority w:val="99"/>
+    <w:semiHidden/>
+    <w:unhideWhenUsed/>
+    <w:tblPr>
+      <w:tblInd w:w="0" w:type="dxa"/>
+      <w:tblCellMar>
+        <w:top w:w="0" w:type="dxa"/>
+        <w:left w:w="108" w:type="dxa"/>
+        <w:bottom w:w="0" w:type="dxa"/>
+        <w:right w:w="108" w:type="dxa"/>
+      </w:tblCellMar>
+    </w:tblPr>
+  </w:style>
+  <w:style w:type="numbering" w:default="1" w:styleId="NoList">
+    <w:name w:val="No List"/>
+    <w:uiPriority w:val="99"/>
+    <w:semiHidden/>
+    <w:unhideWhenUsed/>
+  </w:style>
   <w:style w:type="paragraph" w:styleId="Title">
     <w:name w:val="Title"/>
+    <w:uiPriority w:val="10"/>
+    <w:qFormat/>
     <w:pPr>
       <w:spacing w:after="60"/>
     </w:pPr>
@@ -722,6 +1462,8 @@
   </w:style>
   <w:style w:type="paragraph" w:styleId="Subtitle">
     <w:name w:val="Subtitle"/>
+    <w:uiPriority w:val="11"/>
+    <w:qFormat/>
     <w:pPr>
       <w:spacing w:after="180"/>
     </w:pPr>
@@ -731,62 +1473,358 @@
       <w:sz w:val="28"/>
     </w:rPr>
   </w:style>
-  <w:style w:type="paragraph" w:styleId="Heading1">
-    <w:name w:val="heading 1"/>
-    <w:basedOn w:val="Normal"/>
-    <w:next w:val="Normal"/>
-    <w:pPr>
-      <w:keepNext/>
-      <w:spacing w:before="360" w:after="200"/>
-    </w:pPr>
-    <w:rPr>
-      <w:rFonts w:ascii="Calibri" w:hAnsi="Calibri"/>
-      <w:b/>
-      <w:color w:val="2E74B5"/>
-      <w:sz w:val="32"/>
-    </w:rPr>
-  </w:style>
-  <w:style w:type="paragraph" w:styleId="Heading2">
-    <w:name w:val="heading 2"/>
-    <w:basedOn w:val="Normal"/>
-    <w:next w:val="Normal"/>
-    <w:pPr>
-      <w:keepNext/>
-      <w:spacing w:before="240" w:after="120"/>
-    </w:pPr>
-    <w:rPr>
-      <w:rFonts w:ascii="Calibri" w:hAnsi="Calibri"/>
-      <w:b/>
-      <w:color w:val="2E74B5"/>
-      <w:sz w:val="26"/>
-    </w:rPr>
-  </w:style>
   <w:style w:type="paragraph" w:styleId="ListParagraph">
     <w:name w:val="List Paragraph"/>
     <w:basedOn w:val="Normal"/>
     <w:pPr>
+      <w:spacing w:after="80" w:line="290" w:lineRule="auto"/>
       <w:ind w:left="540" w:hanging="280"/>
-      <w:spacing w:after="80" w:line="290" w:lineRule="auto"/>
     </w:pPr>
   </w:style>
   <w:style w:type="table" w:styleId="TableGrid">
     <w:name w:val="Table Grid"/>
     <w:tblPr>
       <w:tblBorders>
-        <w:top w:val="single" w:sz="4" w:color="DADCE0"/>
-        <w:left w:val="single" w:sz="4" w:color="DADCE0"/>
-        <w:bottom w:val="single" w:sz="4" w:color="DADCE0"/>
-        <w:right w:val="single" w:sz="4" w:color="DADCE0"/>
-        <w:insideH w:val="single" w:sz="4" w:color="DADCE0"/>
-        <w:insideV w:val="single" w:sz="4" w:color="DADCE0"/>
+        <w:top w:val="single" w:sz="4" w:space="0" w:color="DADCE0"/>
+        <w:left w:val="single" w:sz="4" w:space="0" w:color="DADCE0"/>
+        <w:bottom w:val="single" w:sz="4" w:space="0" w:color="DADCE0"/>
+        <w:right w:val="single" w:sz="4" w:space="0" w:color="DADCE0"/>
+        <w:insideH w:val="single" w:sz="4" w:space="0" w:color="DADCE0"/>
+        <w:insideV w:val="single" w:sz="4" w:space="0" w:color="DADCE0"/>
       </w:tblBorders>
       <w:tblCellMar>
         <w:top w:w="80" w:type="dxa"/>
-        <w:start w:w="120" w:type="dxa"/>
+        <w:left w:w="120" w:type="dxa"/>
         <w:bottom w:w="80" w:type="dxa"/>
-        <w:end w:w="120" w:type="dxa"/>
+        <w:right w:w="120" w:type="dxa"/>
       </w:tblCellMar>
     </w:tblPr>
   </w:style>
+  <w:style w:type="character" w:styleId="Strong">
+    <w:name w:val="Strong"/>
+    <w:basedOn w:val="DefaultParagraphFont"/>
+    <w:uiPriority w:val="22"/>
+    <w:qFormat/>
+    <w:rsid w:val="003A0EA7"/>
+    <w:rPr>
+      <w:b/>
+      <w:bCs/>
+    </w:rPr>
+  </w:style>
 </w:styles>
+</file>
+
+<file path=word/theme/theme1.xml><?xml version="1.0" encoding="utf-8"?>
+<a:theme xmlns:a="http://schemas.openxmlformats.org/drawingml/2006/main" name="Office Theme">
+  <a:themeElements>
+    <a:clrScheme name="Office">
+      <a:dk1>
+        <a:sysClr val="windowText" lastClr="000000"/>
+      </a:dk1>
+      <a:lt1>
+        <a:sysClr val="window" lastClr="FFFFFF"/>
+      </a:lt1>
+      <a:dk2>
+        <a:srgbClr val="0E2841"/>
+      </a:dk2>
+      <a:lt2>
+        <a:srgbClr val="E8E8E8"/>
+      </a:lt2>
+      <a:accent1>
+        <a:srgbClr val="156082"/>
+      </a:accent1>
+      <a:accent2>
+        <a:srgbClr val="E97132"/>
+      </a:accent2>
+      <a:accent3>
+        <a:srgbClr val="196B24"/>
+      </a:accent3>
+      <a:accent4>
+        <a:srgbClr val="0F9ED5"/>
+      </a:accent4>
+      <a:accent5>
+        <a:srgbClr val="A02B93"/>
+      </a:accent5>
+      <a:accent6>
+        <a:srgbClr val="4EA72E"/>
+      </a:accent6>
+      <a:hlink>
+        <a:srgbClr val="467886"/>
+      </a:hlink>
+      <a:folHlink>
+        <a:srgbClr val="96607D"/>
+      </a:folHlink>
+    </a:clrScheme>
+    <a:fontScheme name="Office">
+      <a:majorFont>
+        <a:latin typeface="Aptos Display" panose="02110004020202020204"/>
+        <a:ea typeface=""/>
+        <a:cs typeface=""/>
+        <a:font script="Jpan" typeface="游ゴシック Light"/>
+        <a:font script="Hang" typeface="맑은 고딕"/>
+        <a:font script="Hans" typeface="等线 Light"/>
+        <a:font script="Hant" typeface="新細明體"/>
+        <a:font script="Arab" typeface="Times New Roman"/>
+        <a:font script="Hebr" typeface="Times New Roman"/>
+        <a:font script="Thai" typeface="Angsana New"/>
+        <a:font script="Ethi" typeface="Nyala"/>
+        <a:font script="Beng" typeface="Vrinda"/>
+        <a:font script="Gujr" typeface="Shruti"/>
+        <a:font script="Khmr" typeface="MoolBoran"/>
+        <a:font script="Knda" typeface="Tunga"/>
+        <a:font script="Guru" typeface="Raavi"/>
+        <a:font script="Cans" typeface="Euphemia"/>
+        <a:font script="Cher" typeface="Plantagenet Cherokee"/>
+        <a:font script="Yiii" typeface="Microsoft Yi Baiti"/>
+        <a:font script="Tibt" typeface="Microsoft Himalaya"/>
+        <a:font script="Thaa" typeface="MV Boli"/>
+        <a:font script="Deva" typeface="Mangal"/>
+        <a:font script="Telu" typeface="Gautami"/>
+        <a:font script="Taml" typeface="Latha"/>
+        <a:font script="Syrc" typeface="Estrangelo Edessa"/>
+        <a:font script="Orya" typeface="Kalinga"/>
+        <a:font script="Mlym" typeface="Kartika"/>
+        <a:font script="Laoo" typeface="DokChampa"/>
+        <a:font script="Sinh" typeface="Iskoola Pota"/>
+        <a:font script="Mong" typeface="Mongolian Baiti"/>
+        <a:font script="Viet" typeface="Times New Roman"/>
+        <a:font script="Uigh" typeface="Microsoft Uighur"/>
+        <a:font script="Geor" typeface="Sylfaen"/>
+        <a:font script="Armn" typeface="Arial"/>
+        <a:font script="Bugi" typeface="Leelawadee UI"/>
+        <a:font script="Bopo" typeface="Microsoft JhengHei"/>
+        <a:font script="Java" typeface="Javanese Text"/>
+        <a:font script="Lisu" typeface="Segoe UI"/>
+        <a:font script="Mymr" typeface="Myanmar Text"/>
+        <a:font script="Nkoo" typeface="Ebrima"/>
+        <a:font script="Olck" typeface="Nirmala UI"/>
+        <a:font script="Osma" typeface="Ebrima"/>
+        <a:font script="Phag" typeface="Phagspa"/>
+        <a:font script="Syrn" typeface="Estrangelo Edessa"/>
+        <a:font script="Syrj" typeface="Estrangelo Edessa"/>
+        <a:font script="Syre" typeface="Estrangelo Edessa"/>
+        <a:font script="Sora" typeface="Nirmala UI"/>
+        <a:font script="Tale" typeface="Microsoft Tai Le"/>
+        <a:font script="Talu" typeface="Microsoft New Tai Lue"/>
+        <a:font script="Tfng" typeface="Ebrima"/>
+      </a:majorFont>
+      <a:minorFont>
+        <a:latin typeface="Aptos" panose="02110004020202020204"/>
+        <a:ea typeface=""/>
+        <a:cs typeface=""/>
+        <a:font script="Jpan" typeface="游明朝"/>
+        <a:font script="Hang" typeface="맑은 고딕"/>
+        <a:font script="Hans" typeface="等线"/>
+        <a:font script="Hant" typeface="新細明體"/>
+        <a:font script="Arab" typeface="Arial"/>
+        <a:font script="Hebr" typeface="Arial"/>
+        <a:font script="Thai" typeface="Cordia New"/>
+        <a:font script="Ethi" typeface="Nyala"/>
+        <a:font script="Beng" typeface="Vrinda"/>
+        <a:font script="Gujr" typeface="Shruti"/>
+        <a:font script="Khmr" typeface="DaunPenh"/>
+        <a:font script="Knda" typeface="Tunga"/>
+        <a:font script="Guru" typeface="Raavi"/>
+        <a:font script="Cans" typeface="Euphemia"/>
+        <a:font script="Cher" typeface="Plantagenet Cherokee"/>
+        <a:font script="Yiii" typeface="Microsoft Yi Baiti"/>
+        <a:font script="Tibt" typeface="Microsoft Himalaya"/>
+        <a:font script="Thaa" typeface="MV Boli"/>
+        <a:font script="Deva" typeface="Mangal"/>
+        <a:font script="Telu" typeface="Gautami"/>
+        <a:font script="Taml" typeface="Latha"/>
+        <a:font script="Syrc" typeface="Estrangelo Edessa"/>
+        <a:font script="Orya" typeface="Kalinga"/>
+        <a:font script="Mlym" typeface="Kartika"/>
+        <a:font script="Laoo" typeface="DokChampa"/>
+        <a:font script="Sinh" typeface="Iskoola Pota"/>
+        <a:font script="Mong" typeface="Mongolian Baiti"/>
+        <a:font script="Viet" typeface="Arial"/>
+        <a:font script="Uigh" typeface="Microsoft Uighur"/>
+        <a:font script="Geor" typeface="Sylfaen"/>
+        <a:font script="Armn" typeface="Arial"/>
+        <a:font script="Bugi" typeface="Leelawadee UI"/>
+        <a:font script="Bopo" typeface="Microsoft JhengHei"/>
+        <a:font script="Java" typeface="Javanese Text"/>
+        <a:font script="Lisu" typeface="Segoe UI"/>
+        <a:font script="Mymr" typeface="Myanmar Text"/>
+        <a:font script="Nkoo" typeface="Ebrima"/>
+        <a:font script="Olck" typeface="Nirmala UI"/>
+        <a:font script="Osma" typeface="Ebrima"/>
+        <a:font script="Phag" typeface="Phagspa"/>
+        <a:font script="Syrn" typeface="Estrangelo Edessa"/>
+        <a:font script="Syrj" typeface="Estrangelo Edessa"/>
+        <a:font script="Syre" typeface="Estrangelo Edessa"/>
+        <a:font script="Sora" typeface="Nirmala UI"/>
+        <a:font script="Tale" typeface="Microsoft Tai Le"/>
+        <a:font script="Talu" typeface="Microsoft New Tai Lue"/>
+        <a:font script="Tfng" typeface="Ebrima"/>
+      </a:minorFont>
+    </a:fontScheme>
+    <a:fmtScheme name="Office">
+      <a:fillStyleLst>
+        <a:solidFill>
+          <a:schemeClr val="phClr"/>
+        </a:solidFill>
+        <a:gradFill rotWithShape="1">
+          <a:gsLst>
+            <a:gs pos="0">
+              <a:schemeClr val="phClr">
+                <a:lumMod val="110000"/>
+                <a:satMod val="105000"/>
+                <a:tint val="67000"/>
+              </a:schemeClr>
+            </a:gs>
+            <a:gs pos="50000">
+              <a:schemeClr val="phClr">
+                <a:lumMod val="105000"/>
+                <a:satMod val="103000"/>
+                <a:tint val="73000"/>
+              </a:schemeClr>
+            </a:gs>
+            <a:gs pos="100000">
+              <a:schemeClr val="phClr">
+                <a:lumMod val="105000"/>
+                <a:satMod val="109000"/>
+                <a:tint val="81000"/>
+              </a:schemeClr>
+            </a:gs>
+          </a:gsLst>
+          <a:lin ang="5400000" scaled="0"/>
+        </a:gradFill>
+        <a:gradFill rotWithShape="1">
+          <a:gsLst>
+            <a:gs pos="0">
+              <a:schemeClr val="phClr">
+                <a:satMod val="103000"/>
+                <a:lumMod val="102000"/>
+                <a:tint val="94000"/>
+              </a:schemeClr>
+            </a:gs>
+            <a:gs pos="50000">
+              <a:schemeClr val="phClr">
+                <a:satMod val="110000"/>
+                <a:lumMod val="100000"/>
+                <a:shade val="100000"/>
+              </a:schemeClr>
+            </a:gs>
+            <a:gs pos="100000">
+              <a:schemeClr val="phClr">
+                <a:lumMod val="99000"/>
+                <a:satMod val="120000"/>
+                <a:shade val="78000"/>
+              </a:schemeClr>
+            </a:gs>
+          </a:gsLst>
+          <a:lin ang="5400000" scaled="0"/>
+        </a:gradFill>
+      </a:fillStyleLst>
+      <a:lnStyleLst>
+        <a:ln w="12700" cap="flat" cmpd="sng" algn="ctr">
+          <a:solidFill>
+            <a:schemeClr val="phClr"/>
+          </a:solidFill>
+          <a:prstDash val="solid"/>
+          <a:miter lim="800000"/>
+        </a:ln>
+        <a:ln w="19050" cap="flat" cmpd="sng" algn="ctr">
+          <a:solidFill>
+            <a:schemeClr val="phClr"/>
+          </a:solidFill>
+          <a:prstDash val="solid"/>
+          <a:miter lim="800000"/>
+        </a:ln>
+        <a:ln w="25400" cap="flat" cmpd="sng" algn="ctr">
+          <a:solidFill>
+            <a:schemeClr val="phClr"/>
+          </a:solidFill>
+          <a:prstDash val="solid"/>
+          <a:miter lim="800000"/>
+        </a:ln>
+      </a:lnStyleLst>
+      <a:effectStyleLst>
+        <a:effectStyle>
+          <a:effectLst/>
+        </a:effectStyle>
+        <a:effectStyle>
+          <a:effectLst/>
+        </a:effectStyle>
+        <a:effectStyle>
+          <a:effectLst>
+            <a:outerShdw blurRad="57150" dist="19050" dir="5400000" algn="ctr" rotWithShape="0">
+              <a:srgbClr val="000000">
+                <a:alpha val="63000"/>
+              </a:srgbClr>
+            </a:outerShdw>
+          </a:effectLst>
+        </a:effectStyle>
+      </a:effectStyleLst>
+      <a:bgFillStyleLst>
+        <a:solidFill>
+          <a:schemeClr val="phClr"/>
+        </a:solidFill>
+        <a:solidFill>
+          <a:schemeClr val="phClr">
+            <a:tint val="95000"/>
+            <a:satMod val="170000"/>
+          </a:schemeClr>
+        </a:solidFill>
+        <a:gradFill rotWithShape="1">
+          <a:gsLst>
+            <a:gs pos="0">
+              <a:schemeClr val="phClr">
+                <a:tint val="93000"/>
+                <a:satMod val="150000"/>
+                <a:shade val="98000"/>
+                <a:lumMod val="102000"/>
+              </a:schemeClr>
+            </a:gs>
+            <a:gs pos="50000">
+              <a:schemeClr val="phClr">
+                <a:tint val="98000"/>
+                <a:satMod val="130000"/>
+                <a:shade val="90000"/>
+                <a:lumMod val="103000"/>
+              </a:schemeClr>
+            </a:gs>
+            <a:gs pos="100000">
+              <a:schemeClr val="phClr">
+                <a:shade val="63000"/>
+                <a:satMod val="120000"/>
+              </a:schemeClr>
+            </a:gs>
+          </a:gsLst>
+          <a:lin ang="5400000" scaled="0"/>
+        </a:gradFill>
+      </a:bgFillStyleLst>
+    </a:fmtScheme>
+  </a:themeElements>
+  <a:objectDefaults>
+    <a:lnDef>
+      <a:spPr/>
+      <a:bodyPr/>
+      <a:lstStyle/>
+      <a:style>
+        <a:lnRef idx="2">
+          <a:schemeClr val="accent1"/>
+        </a:lnRef>
+        <a:fillRef idx="0">
+          <a:schemeClr val="accent1"/>
+        </a:fillRef>
+        <a:effectRef idx="1">
+          <a:schemeClr val="accent1"/>
+        </a:effectRef>
+        <a:fontRef idx="minor">
+          <a:schemeClr val="tx1"/>
+        </a:fontRef>
+      </a:style>
+    </a:lnDef>
+  </a:objectDefaults>
+  <a:extraClrSchemeLst/>
+  <a:extLst>
+    <a:ext uri="{05A4C25C-085E-4340-85A3-A5531E510DB2}">
+      <thm15:themeFamily xmlns:thm15="http://schemas.microsoft.com/office/thememl/2012/main" name="Office Theme" id="{2E142A2C-CD16-42D6-873A-C26D2A0506FA}" vid="{1BDDFF52-6CD6-40A5-AB3C-68EB2F1E4D0A}"/>
+    </a:ext>
+  </a:extLst>
+</a:theme>
 </file>